--- a/idris/Python React/Idris_Sadiq.docx
+++ b/idris/Python React/Idris_Sadiq.docx
@@ -1,6 +1,6 @@
 
 <file path=word/document.xml><?xml version="1.0" encoding="utf-8"?>
-<w:document xmlns:wpc="http://schemas.microsoft.com/office/word/2010/wordprocessingCanvas" xmlns:cx="http://schemas.microsoft.com/office/drawing/2014/chartex" xmlns:cx1="http://schemas.microsoft.com/office/drawing/2015/9/8/chartex" xmlns:cx2="http://schemas.microsoft.com/office/drawing/2015/10/21/chartex" xmlns:cx3="http://schemas.microsoft.com/office/drawing/2016/5/9/chartex" xmlns:cx4="http://schemas.microsoft.com/office/drawing/2016/5/10/chartex" xmlns:cx5="http://schemas.microsoft.com/office/drawing/2016/5/11/chartex" xmlns:cx6="http://schemas.microsoft.com/office/drawing/2016/5/12/chartex" xmlns:cx7="http://schemas.microsoft.com/office/drawing/2016/5/13/chartex" xmlns:cx8="http://schemas.microsoft.com/office/drawing/2016/5/14/chartex" xmlns:mc="http://schemas.openxmlformats.org/markup-compatibility/2006" xmlns:aink="http://schemas.microsoft.com/office/drawing/2016/ink" xmlns:am3d="http://schemas.microsoft.com/office/drawing/2017/model3d" xmlns:o="urn:schemas-microsoft-com:office:office" xmlns:oel="http://schemas.microsoft.com/office/2019/extlst" xmlns:r="http://schemas.openxmlformats.org/officeDocument/2006/relationships" xmlns:m="http://schemas.openxmlformats.org/officeDocument/2006/math" xmlns:v="urn:schemas-microsoft-com:vml" xmlns:wp14="http://schemas.microsoft.com/office/word/2010/wordprocessingDrawing" xmlns:wp="http://schemas.openxmlformats.org/drawingml/2006/wordprocessingDrawing" xmlns:w10="urn:schemas-microsoft-com:office:word" xmlns:w="http://schemas.openxmlformats.org/wordprocessingml/2006/main" xmlns:w14="http://schemas.microsoft.com/office/word/2010/wordml" xmlns:w15="http://schemas.microsoft.com/office/word/2012/wordml" xmlns:w16cex="http://schemas.microsoft.com/office/word/2018/wordml/cex" xmlns:w16cid="http://schemas.microsoft.com/office/word/2016/wordml/cid" xmlns:w16="http://schemas.microsoft.com/office/word/2018/wordml" xmlns:w16du="http://schemas.microsoft.com/office/word/2023/wordml/word16du" xmlns:w16sdtdh="http://schemas.microsoft.com/office/word/2020/wordml/sdtdatahash" xmlns:w16sdtfl="http://schemas.microsoft.com/office/word/2024/wordml/sdtformatlock" xmlns:w16se="http://schemas.microsoft.com/office/word/2015/wordml/symex" xmlns:wpg="http://schemas.microsoft.com/office/word/2010/wordprocessingGroup" xmlns:wpi="http://schemas.microsoft.com/office/word/2010/wordprocessingInk" xmlns:wne="http://schemas.microsoft.com/office/word/2006/wordml" xmlns:wps="http://schemas.microsoft.com/office/word/2010/wordprocessingShape" mc:Ignorable="w14 w15 w16se w16cid w16 w16cex w16sdtdh w16sdtfl w16du wp14">
+<w:document xmlns:wpc="http://schemas.microsoft.com/office/word/2010/wordprocessingCanvas" xmlns:mc="http://schemas.openxmlformats.org/markup-compatibility/2006" xmlns:o="urn:schemas-microsoft-com:office:office" xmlns:r="http://schemas.openxmlformats.org/officeDocument/2006/relationships" xmlns:m="http://schemas.openxmlformats.org/officeDocument/2006/math" xmlns:v="urn:schemas-microsoft-com:vml" xmlns:wp14="http://schemas.microsoft.com/office/word/2010/wordprocessingDrawing" xmlns:wp="http://schemas.openxmlformats.org/drawingml/2006/wordprocessingDrawing" xmlns:w10="urn:schemas-microsoft-com:office:word" xmlns:w="http://schemas.openxmlformats.org/wordprocessingml/2006/main" xmlns:w14="http://schemas.microsoft.com/office/word/2010/wordml" xmlns:wpg="http://schemas.microsoft.com/office/word/2010/wordprocessingGroup" xmlns:wpi="http://schemas.microsoft.com/office/word/2010/wordprocessingInk" xmlns:wne="http://schemas.microsoft.com/office/word/2006/wordml" xmlns:wps="http://schemas.microsoft.com/office/word/2010/wordprocessingShape" mc:Ignorable="w14 wp14">
   <w:body>
     <w:tbl>
       <w:tblPr>
@@ -20,15 +20,9 @@
         <w:tblLook w:val="04A0" w:firstRow="1" w:lastRow="0" w:firstColumn="1" w:lastColumn="0" w:noHBand="0" w:noVBand="1"/>
       </w:tblPr>
       <w:tblGrid>
-        <w:gridCol w:w="10180"/>
+        <w:gridCol w:w="10420"/>
       </w:tblGrid>
       <w:tr>
-        <w:tblPrEx>
-          <w:tblCellMar>
-            <w:top w:w="0" w:type="dxa"/>
-            <w:bottom w:w="0" w:type="dxa"/>
-          </w:tblCellMar>
-        </w:tblPrEx>
         <w:tc>
           <w:tcPr>
             <w:tcW w:w="0" w:type="auto"/>
@@ -52,6 +46,7 @@
               <w:spacing w:after="40"/>
               <w:jc w:val="center"/>
             </w:pPr>
+            <w:proofErr w:type="spellStart"/>
             <w:r>
               <w:rPr>
                 <w:rFonts w:ascii="Arial" w:eastAsia="Arial" w:hAnsi="Arial" w:cs="Arial"/>
@@ -61,8 +56,33 @@
                 <w:sz w:val="48"/>
                 <w:szCs w:val="48"/>
               </w:rPr>
-              <w:t>Idris Sadiq</w:t>
+              <w:t>Idris</w:t>
             </w:r>
+            <w:proofErr w:type="spellEnd"/>
+            <w:r>
+              <w:rPr>
+                <w:rFonts w:ascii="Arial" w:eastAsia="Arial" w:hAnsi="Arial" w:cs="Arial"/>
+                <w:b/>
+                <w:bCs/>
+                <w:color w:val="FFFFFF"/>
+                <w:sz w:val="48"/>
+                <w:szCs w:val="48"/>
+              </w:rPr>
+              <w:t xml:space="preserve"> </w:t>
+            </w:r>
+            <w:proofErr w:type="spellStart"/>
+            <w:r>
+              <w:rPr>
+                <w:rFonts w:ascii="Arial" w:eastAsia="Arial" w:hAnsi="Arial" w:cs="Arial"/>
+                <w:b/>
+                <w:bCs/>
+                <w:color w:val="FFFFFF"/>
+                <w:sz w:val="48"/>
+                <w:szCs w:val="48"/>
+              </w:rPr>
+              <w:t>Sadiq</w:t>
+            </w:r>
+            <w:proofErr w:type="spellEnd"/>
           </w:p>
           <w:p>
             <w:pPr>
@@ -84,37 +104,26 @@
               <w:spacing w:after="40"/>
               <w:jc w:val="center"/>
             </w:pPr>
-            <w:proofErr w:type="gramStart"/>
             <w:r>
               <w:rPr>
                 <w:rFonts w:ascii="Arial" w:eastAsia="Arial" w:hAnsi="Arial" w:cs="Arial"/>
                 <w:color w:val="BBBBBB"/>
               </w:rPr>
-              <w:t>idrissadiqdev@outlook.com  |</w:t>
+              <w:t xml:space="preserve">idrissadiqdev@outlook.com  </w:t>
             </w:r>
-            <w:proofErr w:type="gramEnd"/>
             <w:r>
               <w:rPr>
                 <w:rFonts w:ascii="Arial" w:eastAsia="Arial" w:hAnsi="Arial" w:cs="Arial"/>
                 <w:color w:val="BBBBBB"/>
               </w:rPr>
-              <w:t xml:space="preserve">  +1 </w:t>
+              <w:t>+1 (424) 458-6548</w:t>
             </w:r>
-            <w:proofErr w:type="gramStart"/>
             <w:r>
               <w:rPr>
                 <w:rFonts w:ascii="Arial" w:eastAsia="Arial" w:hAnsi="Arial" w:cs="Arial"/>
                 <w:color w:val="BBBBBB"/>
               </w:rPr>
-              <w:t>9297829204  |</w:t>
-            </w:r>
-            <w:proofErr w:type="gramEnd"/>
-            <w:r>
-              <w:rPr>
-                <w:rFonts w:ascii="Arial" w:eastAsia="Arial" w:hAnsi="Arial" w:cs="Arial"/>
-                <w:color w:val="BBBBBB"/>
-              </w:rPr>
-              <w:t xml:space="preserve">  Los Angeles, California, United States</w:t>
+              <w:t>|  Los Angeles, California, United States</w:t>
             </w:r>
           </w:p>
           <w:p>
@@ -128,6 +137,8 @@
               </w:rPr>
               <w:t>LinkedIn: linkedin.com/in/idris-sadiq-958b453a6</w:t>
             </w:r>
+            <w:bookmarkStart w:id="0" w:name="_GoBack"/>
+            <w:bookmarkEnd w:id="0"/>
           </w:p>
         </w:tc>
       </w:tr>
@@ -167,27 +178,25 @@
           <w:sz w:val="21"/>
           <w:szCs w:val="21"/>
         </w:rPr>
-        <w:t xml:space="preserve">Senior Software Engineer with ~10 </w:t>
-      </w:r>
-      <w:proofErr w:type="gramStart"/>
-      <w:r>
-        <w:rPr>
-          <w:rFonts w:ascii="Arial" w:eastAsia="Arial" w:hAnsi="Arial" w:cs="Arial"/>
-          <w:color w:val="111111"/>
-          <w:sz w:val="21"/>
-          <w:szCs w:val="21"/>
-        </w:rPr>
-        <w:t>years</w:t>
-      </w:r>
-      <w:proofErr w:type="gramEnd"/>
-      <w:r>
-        <w:rPr>
-          <w:rFonts w:ascii="Arial" w:eastAsia="Arial" w:hAnsi="Arial" w:cs="Arial"/>
-          <w:color w:val="111111"/>
-          <w:sz w:val="21"/>
-          <w:szCs w:val="21"/>
-        </w:rPr>
-        <w:t xml:space="preserve"> building and operating Python + JavaScript platforms end-to-end, pairing React UI work with reliable backend APIs, data modeling, and production operations. Strong focus on scalable web products, performance tuning, and pragmatic engineering that turns ambiguous requirements into shippable increments with clear ownership. Experienced modernizing legacy frontends, designing REST/</w:t>
+        <w:t>Senior Software Engineer with ~10 years</w:t>
+      </w:r>
+      <w:r>
+        <w:rPr>
+          <w:rFonts w:ascii="Arial" w:eastAsia="Arial" w:hAnsi="Arial" w:cs="Arial"/>
+          <w:color w:val="111111"/>
+          <w:sz w:val="21"/>
+          <w:szCs w:val="21"/>
+        </w:rPr>
+        <w:t xml:space="preserve"> building and operating Python + JavaScript platforms end-to-end, pairing React UI work with reliable backend APIs, data modeling, and production operations. Strong focus on scalable web products, performance tuning, and pragmatic engineering that turns am</w:t>
+      </w:r>
+      <w:r>
+        <w:rPr>
+          <w:rFonts w:ascii="Arial" w:eastAsia="Arial" w:hAnsi="Arial" w:cs="Arial"/>
+          <w:color w:val="111111"/>
+          <w:sz w:val="21"/>
+          <w:szCs w:val="21"/>
+        </w:rPr>
+        <w:t>biguous requirements into shippable increments with clear ownership. Experienced modernizing legacy frontends, designing REST/</w:t>
       </w:r>
       <w:proofErr w:type="spellStart"/>
       <w:r>
@@ -207,7 +216,16 @@
           <w:sz w:val="21"/>
           <w:szCs w:val="21"/>
         </w:rPr>
-        <w:t xml:space="preserve"> services, building event-driven backends, and improving observability to reduce on-call noise. Comfortable partnering with product and non-engineering stakeholders, setting measurable outcomes, and delivering features safely through testing, CI/CD, and staged rollouts.</w:t>
+        <w:t xml:space="preserve"> services, building event-driven backends, and improving observability to reduce on-call noise. Comfortable partnering with</w:t>
+      </w:r>
+      <w:r>
+        <w:rPr>
+          <w:rFonts w:ascii="Arial" w:eastAsia="Arial" w:hAnsi="Arial" w:cs="Arial"/>
+          <w:color w:val="111111"/>
+          <w:sz w:val="21"/>
+          <w:szCs w:val="21"/>
+        </w:rPr>
+        <w:t xml:space="preserve"> product and non-engineering stakeholders, setting measurable outcomes, and delivering features safely through testing, CI/CD, and staged rollouts.</w:t>
       </w:r>
     </w:p>
     <w:p>
@@ -250,27 +268,16 @@
           <w:sz w:val="21"/>
           <w:szCs w:val="21"/>
         </w:rPr>
-        <w:t xml:space="preserve">Python, JavaScript (ES6+), TypeScript, Node.js, SQL, Bash, </w:t>
-      </w:r>
-      <w:proofErr w:type="gramStart"/>
-      <w:r>
-        <w:rPr>
-          <w:rFonts w:ascii="Arial" w:eastAsia="Arial" w:hAnsi="Arial" w:cs="Arial"/>
-          <w:color w:val="111111"/>
-          <w:sz w:val="21"/>
-          <w:szCs w:val="21"/>
-        </w:rPr>
-        <w:t>Go</w:t>
-      </w:r>
-      <w:proofErr w:type="gramEnd"/>
-      <w:r>
-        <w:rPr>
-          <w:rFonts w:ascii="Arial" w:eastAsia="Arial" w:hAnsi="Arial" w:cs="Arial"/>
-          <w:color w:val="111111"/>
-          <w:sz w:val="21"/>
-          <w:szCs w:val="21"/>
-        </w:rPr>
-        <w:t xml:space="preserve"> (basic scripting for tooling), HTML5, CSS3, OOP &amp; SOLID, Functional programming patterns, Concurrency (async/await, queues, workers), Data structures &amp; algorithms, Performance profiling &amp; optimization</w:t>
+        <w:t>Python, JavaScript (ES6+), TypeScript, Node.js, SQL, Bash, Go (basic scripting for tooli</w:t>
+      </w:r>
+      <w:r>
+        <w:rPr>
+          <w:rFonts w:ascii="Arial" w:eastAsia="Arial" w:hAnsi="Arial" w:cs="Arial"/>
+          <w:color w:val="111111"/>
+          <w:sz w:val="21"/>
+          <w:szCs w:val="21"/>
+        </w:rPr>
+        <w:t>ng), HTML5, CSS3, OOP &amp; SOLID, Functional programming patterns, Concurrency (async/await, queues, workers), Data structures &amp; algorithms, Performance profiling &amp; optimization</w:t>
       </w:r>
     </w:p>
     <w:p>
@@ -306,7 +313,7 @@
           <w:sz w:val="21"/>
           <w:szCs w:val="21"/>
         </w:rPr>
-        <w:t xml:space="preserve">, Django, Flask, Celery, </w:t>
+        <w:t xml:space="preserve">, </w:t>
       </w:r>
       <w:proofErr w:type="spellStart"/>
       <w:r>
@@ -316,6 +323,26 @@
           <w:sz w:val="21"/>
           <w:szCs w:val="21"/>
         </w:rPr>
+        <w:t>Django</w:t>
+      </w:r>
+      <w:proofErr w:type="spellEnd"/>
+      <w:r>
+        <w:rPr>
+          <w:rFonts w:ascii="Arial" w:eastAsia="Arial" w:hAnsi="Arial" w:cs="Arial"/>
+          <w:color w:val="111111"/>
+          <w:sz w:val="21"/>
+          <w:szCs w:val="21"/>
+        </w:rPr>
+        <w:t xml:space="preserve">, Flask, Celery, </w:t>
+      </w:r>
+      <w:proofErr w:type="spellStart"/>
+      <w:r>
+        <w:rPr>
+          <w:rFonts w:ascii="Arial" w:eastAsia="Arial" w:hAnsi="Arial" w:cs="Arial"/>
+          <w:color w:val="111111"/>
+          <w:sz w:val="21"/>
+          <w:szCs w:val="21"/>
+        </w:rPr>
         <w:t>SQLAlchemy</w:t>
       </w:r>
       <w:proofErr w:type="spellEnd"/>
@@ -336,7 +363,16 @@
           <w:sz w:val="21"/>
           <w:szCs w:val="21"/>
         </w:rPr>
-        <w:t>Pydantic</w:t>
+        <w:t>P</w:t>
+      </w:r>
+      <w:r>
+        <w:rPr>
+          <w:rFonts w:ascii="Arial" w:eastAsia="Arial" w:hAnsi="Arial" w:cs="Arial"/>
+          <w:color w:val="111111"/>
+          <w:sz w:val="21"/>
+          <w:szCs w:val="21"/>
+        </w:rPr>
+        <w:t>ydantic</w:t>
       </w:r>
       <w:proofErr w:type="spellEnd"/>
       <w:r>
@@ -386,7 +422,7 @@
           <w:sz w:val="21"/>
           <w:szCs w:val="21"/>
         </w:rPr>
-        <w:t xml:space="preserve"> deployment patterns, Async Python patterns, Background jobs &amp; schedulers, Webhook processing &amp; verification, </w:t>
+        <w:t xml:space="preserve"> deployment patterns, </w:t>
       </w:r>
       <w:proofErr w:type="spellStart"/>
       <w:r>
@@ -396,6 +432,26 @@
           <w:sz w:val="21"/>
           <w:szCs w:val="21"/>
         </w:rPr>
+        <w:t>Async</w:t>
+      </w:r>
+      <w:proofErr w:type="spellEnd"/>
+      <w:r>
+        <w:rPr>
+          <w:rFonts w:ascii="Arial" w:eastAsia="Arial" w:hAnsi="Arial" w:cs="Arial"/>
+          <w:color w:val="111111"/>
+          <w:sz w:val="21"/>
+          <w:szCs w:val="21"/>
+        </w:rPr>
+        <w:t xml:space="preserve"> Python patterns, Background jobs &amp; schedulers, Webhook processing &amp; verification, </w:t>
+      </w:r>
+      <w:proofErr w:type="spellStart"/>
+      <w:r>
+        <w:rPr>
+          <w:rFonts w:ascii="Arial" w:eastAsia="Arial" w:hAnsi="Arial" w:cs="Arial"/>
+          <w:color w:val="111111"/>
+          <w:sz w:val="21"/>
+          <w:szCs w:val="21"/>
+        </w:rPr>
         <w:t>OpenAPI</w:t>
       </w:r>
       <w:proofErr w:type="spellEnd"/>
@@ -406,27 +462,16 @@
           <w:sz w:val="21"/>
           <w:szCs w:val="21"/>
         </w:rPr>
-        <w:t xml:space="preserve">/Swagger documentation, Rate limiting, retries, and backoff, Idempotency patterns for </w:t>
-      </w:r>
-      <w:proofErr w:type="gramStart"/>
-      <w:r>
-        <w:rPr>
-          <w:rFonts w:ascii="Arial" w:eastAsia="Arial" w:hAnsi="Arial" w:cs="Arial"/>
-          <w:color w:val="111111"/>
-          <w:sz w:val="21"/>
-          <w:szCs w:val="21"/>
-        </w:rPr>
-        <w:t>write</w:t>
-      </w:r>
-      <w:proofErr w:type="gramEnd"/>
-      <w:r>
-        <w:rPr>
-          <w:rFonts w:ascii="Arial" w:eastAsia="Arial" w:hAnsi="Arial" w:cs="Arial"/>
-          <w:color w:val="111111"/>
-          <w:sz w:val="21"/>
-          <w:szCs w:val="21"/>
-        </w:rPr>
-        <w:t xml:space="preserve"> endpoints, ETL scripting and data pipelines, Secure secret handling and config management</w:t>
+        <w:t>/Swagger documentation, Rate limiting, retries, and backoff, Idempotency patterns for write endpoints, ETL scripti</w:t>
+      </w:r>
+      <w:r>
+        <w:rPr>
+          <w:rFonts w:ascii="Arial" w:eastAsia="Arial" w:hAnsi="Arial" w:cs="Arial"/>
+          <w:color w:val="111111"/>
+          <w:sz w:val="21"/>
+          <w:szCs w:val="21"/>
+        </w:rPr>
+        <w:t>ng and data pipelines, Secure secret handling and config management</w:t>
       </w:r>
     </w:p>
     <w:p>
@@ -451,7 +496,7 @@
           <w:sz w:val="21"/>
           <w:szCs w:val="21"/>
         </w:rPr>
-        <w:t xml:space="preserve">React, Next.js, Redux, React Router, </w:t>
+        <w:t xml:space="preserve">React, Next.js, </w:t>
       </w:r>
       <w:proofErr w:type="spellStart"/>
       <w:r>
@@ -461,6 +506,26 @@
           <w:sz w:val="21"/>
           <w:szCs w:val="21"/>
         </w:rPr>
+        <w:t>Redux</w:t>
+      </w:r>
+      <w:proofErr w:type="spellEnd"/>
+      <w:r>
+        <w:rPr>
+          <w:rFonts w:ascii="Arial" w:eastAsia="Arial" w:hAnsi="Arial" w:cs="Arial"/>
+          <w:color w:val="111111"/>
+          <w:sz w:val="21"/>
+          <w:szCs w:val="21"/>
+        </w:rPr>
+        <w:t xml:space="preserve">, React Router, </w:t>
+      </w:r>
+      <w:proofErr w:type="spellStart"/>
+      <w:r>
+        <w:rPr>
+          <w:rFonts w:ascii="Arial" w:eastAsia="Arial" w:hAnsi="Arial" w:cs="Arial"/>
+          <w:color w:val="111111"/>
+          <w:sz w:val="21"/>
+          <w:szCs w:val="21"/>
+        </w:rPr>
         <w:t>Formik</w:t>
       </w:r>
       <w:proofErr w:type="spellEnd"/>
@@ -471,7 +536,56 @@
           <w:sz w:val="21"/>
           <w:szCs w:val="21"/>
         </w:rPr>
-        <w:t xml:space="preserve">, Vite, Webpack, Tailwind CSS, Material UI, Bootstrap, Storybook, Micro-frontend patterns, Accessibility (WCAG-minded UI), Performance profiling (Lighthouse, Web Vitals), SSR/SSG/ISR patterns, Design systems and component libraries, Browser performance (bundle splitting, </w:t>
+        <w:t xml:space="preserve">, </w:t>
+      </w:r>
+      <w:proofErr w:type="spellStart"/>
+      <w:r>
+        <w:rPr>
+          <w:rFonts w:ascii="Arial" w:eastAsia="Arial" w:hAnsi="Arial" w:cs="Arial"/>
+          <w:color w:val="111111"/>
+          <w:sz w:val="21"/>
+          <w:szCs w:val="21"/>
+        </w:rPr>
+        <w:t>Vite</w:t>
+      </w:r>
+      <w:proofErr w:type="spellEnd"/>
+      <w:r>
+        <w:rPr>
+          <w:rFonts w:ascii="Arial" w:eastAsia="Arial" w:hAnsi="Arial" w:cs="Arial"/>
+          <w:color w:val="111111"/>
+          <w:sz w:val="21"/>
+          <w:szCs w:val="21"/>
+        </w:rPr>
+        <w:t xml:space="preserve">, </w:t>
+      </w:r>
+      <w:proofErr w:type="spellStart"/>
+      <w:r>
+        <w:rPr>
+          <w:rFonts w:ascii="Arial" w:eastAsia="Arial" w:hAnsi="Arial" w:cs="Arial"/>
+          <w:color w:val="111111"/>
+          <w:sz w:val="21"/>
+          <w:szCs w:val="21"/>
+        </w:rPr>
+        <w:t>Webpack</w:t>
+      </w:r>
+      <w:proofErr w:type="spellEnd"/>
+      <w:r>
+        <w:rPr>
+          <w:rFonts w:ascii="Arial" w:eastAsia="Arial" w:hAnsi="Arial" w:cs="Arial"/>
+          <w:color w:val="111111"/>
+          <w:sz w:val="21"/>
+          <w:szCs w:val="21"/>
+        </w:rPr>
+        <w:t xml:space="preserve">, Tailwind CSS, Material UI, Bootstrap, Storybook, Micro-frontend patterns, Accessibility (WCAG-minded UI), Performance </w:t>
+      </w:r>
+      <w:r>
+        <w:rPr>
+          <w:rFonts w:ascii="Arial" w:eastAsia="Arial" w:hAnsi="Arial" w:cs="Arial"/>
+          <w:color w:val="111111"/>
+          <w:sz w:val="21"/>
+          <w:szCs w:val="21"/>
+        </w:rPr>
+        <w:t xml:space="preserve">profiling (Lighthouse, Web Vitals), SSR/SSG/ISR patterns, Design systems and component libraries, Browser performance (bundle splitting, </w:t>
       </w:r>
       <w:proofErr w:type="spellStart"/>
       <w:r>
@@ -576,7 +690,25 @@
           <w:sz w:val="21"/>
           <w:szCs w:val="21"/>
         </w:rPr>
-        <w:t>, Background Jobs, Event-Driven Architecture, Message queues (SQS-like patterns), Caching Strategies, API Versioning, Auth (JWT, OAuth 2.0), RBAC and permission modeling, File/Media Handling (S3-style workflows), Pagination, filtering, and sorting contracts, Error handling and consistent API envelopes</w:t>
+        <w:t xml:space="preserve">, Background Jobs, Event-Driven </w:t>
+      </w:r>
+      <w:r>
+        <w:rPr>
+          <w:rFonts w:ascii="Arial" w:eastAsia="Arial" w:hAnsi="Arial" w:cs="Arial"/>
+          <w:color w:val="111111"/>
+          <w:sz w:val="21"/>
+          <w:szCs w:val="21"/>
+        </w:rPr>
+        <w:t>Architecture, Message queues (SQS-like patterns), Caching Strategies, API Versioning, Auth (JWT, OAuth 2.0), RBAC and permission modeling, File/Media Handling (S3-style workflows), Pagination, filtering, and sorting contracts, Error handling and consistent</w:t>
+      </w:r>
+      <w:r>
+        <w:rPr>
+          <w:rFonts w:ascii="Arial" w:eastAsia="Arial" w:hAnsi="Arial" w:cs="Arial"/>
+          <w:color w:val="111111"/>
+          <w:sz w:val="21"/>
+          <w:szCs w:val="21"/>
+        </w:rPr>
+        <w:t xml:space="preserve"> API envelopes</w:t>
       </w:r>
     </w:p>
     <w:p>
@@ -601,27 +733,16 @@
           <w:sz w:val="21"/>
           <w:szCs w:val="21"/>
         </w:rPr>
-        <w:t>PostgreSQL, MySQL, MongoDB, Redis, Schema Design, Indexing Strategies, SQL Query Tuning, Data Modeling for Analytics, Migration workflows (zero/</w:t>
-      </w:r>
-      <w:proofErr w:type="gramStart"/>
-      <w:r>
-        <w:rPr>
-          <w:rFonts w:ascii="Arial" w:eastAsia="Arial" w:hAnsi="Arial" w:cs="Arial"/>
-          <w:color w:val="111111"/>
-          <w:sz w:val="21"/>
-          <w:szCs w:val="21"/>
-        </w:rPr>
-        <w:t>low-downtime</w:t>
-      </w:r>
-      <w:proofErr w:type="gramEnd"/>
-      <w:r>
-        <w:rPr>
-          <w:rFonts w:ascii="Arial" w:eastAsia="Arial" w:hAnsi="Arial" w:cs="Arial"/>
-          <w:color w:val="111111"/>
-          <w:sz w:val="21"/>
-          <w:szCs w:val="21"/>
-        </w:rPr>
-        <w:t>), Read/write patterns and connection pooling, Transactional integrity and locking awareness</w:t>
+        <w:t>PostgreSQL, MySQL, MongoDB, Redis, Schema Design, Indexing Strategies, SQL Query Tuning, Data Modeling for Analytics, Migration workflows (zero/low-downtime), Read/write patterns and connection pooling, Transactional integrity and</w:t>
+      </w:r>
+      <w:r>
+        <w:rPr>
+          <w:rFonts w:ascii="Arial" w:eastAsia="Arial" w:hAnsi="Arial" w:cs="Arial"/>
+          <w:color w:val="111111"/>
+          <w:sz w:val="21"/>
+          <w:szCs w:val="21"/>
+        </w:rPr>
+        <w:t xml:space="preserve"> locking awareness</w:t>
       </w:r>
     </w:p>
     <w:p>
@@ -666,7 +787,36 @@
           <w:sz w:val="21"/>
           <w:szCs w:val="21"/>
         </w:rPr>
-        <w:t>, CloudWatch, IAM, Secrets Management (SSM/Secrets Manager patterns), Cost-aware architecture decisions, Infrastructure hardening (least privilege, network controls)</w:t>
+        <w:t xml:space="preserve">, </w:t>
+      </w:r>
+      <w:proofErr w:type="spellStart"/>
+      <w:r>
+        <w:rPr>
+          <w:rFonts w:ascii="Arial" w:eastAsia="Arial" w:hAnsi="Arial" w:cs="Arial"/>
+          <w:color w:val="111111"/>
+          <w:sz w:val="21"/>
+          <w:szCs w:val="21"/>
+        </w:rPr>
+        <w:t>CloudWatch</w:t>
+      </w:r>
+      <w:proofErr w:type="spellEnd"/>
+      <w:r>
+        <w:rPr>
+          <w:rFonts w:ascii="Arial" w:eastAsia="Arial" w:hAnsi="Arial" w:cs="Arial"/>
+          <w:color w:val="111111"/>
+          <w:sz w:val="21"/>
+          <w:szCs w:val="21"/>
+        </w:rPr>
+        <w:t>, IAM, Secrets Management (SSM/Secrets Manager patterns), Cost-aware architecture decisions, Infrastructure hardening (least privilege, network contro</w:t>
+      </w:r>
+      <w:r>
+        <w:rPr>
+          <w:rFonts w:ascii="Arial" w:eastAsia="Arial" w:hAnsi="Arial" w:cs="Arial"/>
+          <w:color w:val="111111"/>
+          <w:sz w:val="21"/>
+          <w:szCs w:val="21"/>
+        </w:rPr>
+        <w:t>ls)</w:t>
       </w:r>
     </w:p>
     <w:p>
@@ -707,22 +857,8 @@
           <w:sz w:val="23"/>
           <w:szCs w:val="23"/>
         </w:rPr>
-        <w:t xml:space="preserve">Observability: </w:t>
-      </w:r>
-      <w:r>
-        <w:rPr>
-          <w:rFonts w:ascii="Arial" w:eastAsia="Arial" w:hAnsi="Arial" w:cs="Arial"/>
-          <w:color w:val="111111"/>
-          <w:sz w:val="21"/>
-          <w:szCs w:val="21"/>
-        </w:rPr>
-        <w:t>Structured Logging, Metrics &amp; Dashboards, Distributed Tracing, Prometheus, Grafana, Datadog, SLO/SLI Design, Incident Response, Postmortems and follow-ups, Alert tuning and on-call noise reduction</w:t>
-      </w:r>
-    </w:p>
-    <w:p>
-      <w:pPr>
-        <w:spacing w:after="40"/>
-      </w:pPr>
+        <w:t>Obser</w:t>
+      </w:r>
       <w:r>
         <w:rPr>
           <w:rFonts w:ascii="Arial" w:eastAsia="Arial" w:hAnsi="Arial" w:cs="Arial"/>
@@ -732,38 +868,21 @@
           <w:sz w:val="23"/>
           <w:szCs w:val="23"/>
         </w:rPr>
-        <w:t xml:space="preserve">Testing: </w:t>
-      </w:r>
-      <w:proofErr w:type="spellStart"/>
-      <w:r>
-        <w:rPr>
-          <w:rFonts w:ascii="Arial" w:eastAsia="Arial" w:hAnsi="Arial" w:cs="Arial"/>
-          <w:color w:val="111111"/>
-          <w:sz w:val="21"/>
-          <w:szCs w:val="21"/>
-        </w:rPr>
-        <w:t>pytest</w:t>
-      </w:r>
-      <w:proofErr w:type="spellEnd"/>
-      <w:r>
-        <w:rPr>
-          <w:rFonts w:ascii="Arial" w:eastAsia="Arial" w:hAnsi="Arial" w:cs="Arial"/>
-          <w:color w:val="111111"/>
-          <w:sz w:val="21"/>
-          <w:szCs w:val="21"/>
-        </w:rPr>
-        <w:t>, Jest, React Testing Library, Cypress, Integration Testing, Contract Testing, Load/Performance Testing (k6-like patterns), Test pyramids and pragmatic coverage, Mocking, stubbing, and fixtures, CI test optimization and flaky test remediation</w:t>
-      </w:r>
-    </w:p>
-    <w:p>
-      <w:pPr>
-        <w:spacing w:after="40"/>
-        <w:rPr>
-          <w:rFonts w:ascii="Arial" w:eastAsia="Arial" w:hAnsi="Arial" w:cs="Arial"/>
-          <w:color w:val="111111"/>
-          <w:sz w:val="21"/>
-          <w:szCs w:val="21"/>
-        </w:rPr>
+        <w:t xml:space="preserve">vability: </w:t>
+      </w:r>
+      <w:r>
+        <w:rPr>
+          <w:rFonts w:ascii="Arial" w:eastAsia="Arial" w:hAnsi="Arial" w:cs="Arial"/>
+          <w:color w:val="111111"/>
+          <w:sz w:val="21"/>
+          <w:szCs w:val="21"/>
+        </w:rPr>
+        <w:t>Structured Logging, Metrics &amp; Dashboards, Distributed Tracing, Prometheus, Grafana, Datadog, SLO/SLI Design, Incident Response, Postmortems and follow-ups, Alert tuning and on-call noise reduction</w:t>
+      </w:r>
+    </w:p>
+    <w:p>
+      <w:pPr>
+        <w:spacing w:after="40"/>
       </w:pPr>
       <w:r>
         <w:rPr>
@@ -774,6 +893,57 @@
           <w:sz w:val="23"/>
           <w:szCs w:val="23"/>
         </w:rPr>
+        <w:t xml:space="preserve">Testing: </w:t>
+      </w:r>
+      <w:proofErr w:type="spellStart"/>
+      <w:r>
+        <w:rPr>
+          <w:rFonts w:ascii="Arial" w:eastAsia="Arial" w:hAnsi="Arial" w:cs="Arial"/>
+          <w:color w:val="111111"/>
+          <w:sz w:val="21"/>
+          <w:szCs w:val="21"/>
+        </w:rPr>
+        <w:t>pytest</w:t>
+      </w:r>
+      <w:proofErr w:type="spellEnd"/>
+      <w:r>
+        <w:rPr>
+          <w:rFonts w:ascii="Arial" w:eastAsia="Arial" w:hAnsi="Arial" w:cs="Arial"/>
+          <w:color w:val="111111"/>
+          <w:sz w:val="21"/>
+          <w:szCs w:val="21"/>
+        </w:rPr>
+        <w:t>, Jest, React Testing Library, Cyp</w:t>
+      </w:r>
+      <w:r>
+        <w:rPr>
+          <w:rFonts w:ascii="Arial" w:eastAsia="Arial" w:hAnsi="Arial" w:cs="Arial"/>
+          <w:color w:val="111111"/>
+          <w:sz w:val="21"/>
+          <w:szCs w:val="21"/>
+        </w:rPr>
+        <w:t>ress, Integration Testing, Contract Testing, Load/Performance Testing (k6-like patterns), Test pyramids and pragmatic coverage, Mocking, stubbing, and fixtures, CI test optimization and flaky test remediation</w:t>
+      </w:r>
+    </w:p>
+    <w:p>
+      <w:pPr>
+        <w:spacing w:after="40"/>
+        <w:rPr>
+          <w:rFonts w:ascii="Arial" w:eastAsia="Arial" w:hAnsi="Arial" w:cs="Arial"/>
+          <w:color w:val="111111"/>
+          <w:sz w:val="21"/>
+          <w:szCs w:val="21"/>
+        </w:rPr>
+      </w:pPr>
+      <w:r>
+        <w:rPr>
+          <w:rFonts w:ascii="Arial" w:eastAsia="Arial" w:hAnsi="Arial" w:cs="Arial"/>
+          <w:b/>
+          <w:bCs/>
+          <w:color w:val="000000"/>
+          <w:sz w:val="23"/>
+          <w:szCs w:val="23"/>
+        </w:rPr>
         <w:t xml:space="preserve">Architecture &amp; Practices: </w:t>
       </w:r>
       <w:r>
@@ -783,7 +953,25 @@
           <w:sz w:val="21"/>
           <w:szCs w:val="21"/>
         </w:rPr>
-        <w:t>System Design, Clean Architecture / Layered Services, Monolith-to-services decomposition, Secure-by-default engineering, Code Reviews &amp; Mentorship, Incremental delivery and scoping, Documentation and runbooks, Stakeholder management and expectation setting, Risk management via staged rollouts and feature flags</w:t>
+        <w:t xml:space="preserve">System Design, Clean </w:t>
+      </w:r>
+      <w:r>
+        <w:rPr>
+          <w:rFonts w:ascii="Arial" w:eastAsia="Arial" w:hAnsi="Arial" w:cs="Arial"/>
+          <w:color w:val="111111"/>
+          <w:sz w:val="21"/>
+          <w:szCs w:val="21"/>
+        </w:rPr>
+        <w:t>Architecture / Layered Services, Monolith-to-services decomposition, Secure-by-default engineering, Code Reviews &amp; Mentorship, Incremental delivery and scoping, Documentation and runbooks, Stakeholder management and expectation setting, Risk management via</w:t>
+      </w:r>
+      <w:r>
+        <w:rPr>
+          <w:rFonts w:ascii="Arial" w:eastAsia="Arial" w:hAnsi="Arial" w:cs="Arial"/>
+          <w:color w:val="111111"/>
+          <w:sz w:val="21"/>
+          <w:szCs w:val="21"/>
+        </w:rPr>
+        <w:t xml:space="preserve"> staged rollouts and feature flags</w:t>
       </w:r>
     </w:p>
     <w:p>
@@ -896,7 +1084,16 @@
           <w:sz w:val="21"/>
           <w:szCs w:val="21"/>
         </w:rPr>
-        <w:t>- Led a Python + React delivery stream for a high-traffic customer workflow, converting ambiguous product asks into scoped milestones, measurable outcomes, and weekly releases that stakeholders could reliably validate end to end.</w:t>
+        <w:t xml:space="preserve">- Led a Python + React delivery stream for a high-traffic customer workflow, converting ambiguous product asks into scoped milestones, </w:t>
+      </w:r>
+      <w:r>
+        <w:rPr>
+          <w:rFonts w:ascii="Arial" w:eastAsia="Arial" w:hAnsi="Arial" w:cs="Arial"/>
+          <w:color w:val="111111"/>
+          <w:sz w:val="21"/>
+          <w:szCs w:val="21"/>
+        </w:rPr>
+        <w:t>measurable outcomes, and weekly releases that stakeholders could reliably validate end to end.</w:t>
       </w:r>
     </w:p>
     <w:p>
@@ -932,39 +1129,66 @@
           <w:sz w:val="21"/>
           <w:szCs w:val="21"/>
         </w:rPr>
-        <w:t xml:space="preserve"> services with clear versioning, consistent error contracts, and strict request/response validation, reducing integration churn for client teams that depended on stable APIs and predictable behaviors.</w:t>
-      </w:r>
-    </w:p>
-    <w:p>
-      <w:pPr>
-        <w:spacing w:after="40"/>
-        <w:ind w:left="280"/>
-        <w:jc w:val="both"/>
-      </w:pPr>
-      <w:r>
-        <w:rPr>
-          <w:rFonts w:ascii="Arial" w:eastAsia="Arial" w:hAnsi="Arial" w:cs="Arial"/>
-          <w:color w:val="111111"/>
-          <w:sz w:val="21"/>
-          <w:szCs w:val="21"/>
-        </w:rPr>
-        <w:t>- Modernized a React + TypeScript codebase by introducing a component-driven architecture, strict linting/formatting gates, and a stable UI composition strategy that decreased regressions during frequent feature additions.</w:t>
-      </w:r>
-    </w:p>
-    <w:p>
-      <w:pPr>
-        <w:spacing w:after="40"/>
-        <w:ind w:left="280"/>
-        <w:jc w:val="both"/>
-      </w:pPr>
-      <w:r>
-        <w:rPr>
-          <w:rFonts w:ascii="Arial" w:eastAsia="Arial" w:hAnsi="Arial" w:cs="Arial"/>
-          <w:color w:val="111111"/>
-          <w:sz w:val="21"/>
-          <w:szCs w:val="21"/>
-        </w:rPr>
-        <w:t>- Implemented robust idempotency and retry-safe write paths for order-like operations, preventing duplicate side effects under client retries and improving correctness during transient failures and partial downstream outages.</w:t>
+        <w:t xml:space="preserve"> services with clear versioning, consistent error contracts, and strict request/response validation, reducing integration churn for</w:t>
+      </w:r>
+      <w:r>
+        <w:rPr>
+          <w:rFonts w:ascii="Arial" w:eastAsia="Arial" w:hAnsi="Arial" w:cs="Arial"/>
+          <w:color w:val="111111"/>
+          <w:sz w:val="21"/>
+          <w:szCs w:val="21"/>
+        </w:rPr>
+        <w:t xml:space="preserve"> client teams that depended on stable APIs and predictable behaviors.</w:t>
+      </w:r>
+    </w:p>
+    <w:p>
+      <w:pPr>
+        <w:spacing w:after="40"/>
+        <w:ind w:left="280"/>
+        <w:jc w:val="both"/>
+      </w:pPr>
+      <w:r>
+        <w:rPr>
+          <w:rFonts w:ascii="Arial" w:eastAsia="Arial" w:hAnsi="Arial" w:cs="Arial"/>
+          <w:color w:val="111111"/>
+          <w:sz w:val="21"/>
+          <w:szCs w:val="21"/>
+        </w:rPr>
+        <w:t>- Modernized a React + TypeScript codebase by introducing a component-driven architecture, strict linting/formatting gates, and a stable UI composition strategy that decreased regression</w:t>
+      </w:r>
+      <w:r>
+        <w:rPr>
+          <w:rFonts w:ascii="Arial" w:eastAsia="Arial" w:hAnsi="Arial" w:cs="Arial"/>
+          <w:color w:val="111111"/>
+          <w:sz w:val="21"/>
+          <w:szCs w:val="21"/>
+        </w:rPr>
+        <w:t>s during frequent feature additions.</w:t>
+      </w:r>
+    </w:p>
+    <w:p>
+      <w:pPr>
+        <w:spacing w:after="40"/>
+        <w:ind w:left="280"/>
+        <w:jc w:val="both"/>
+      </w:pPr>
+      <w:r>
+        <w:rPr>
+          <w:rFonts w:ascii="Arial" w:eastAsia="Arial" w:hAnsi="Arial" w:cs="Arial"/>
+          <w:color w:val="111111"/>
+          <w:sz w:val="21"/>
+          <w:szCs w:val="21"/>
+        </w:rPr>
+        <w:t>- Implemented robust idempotency and retry-safe write paths for order-like operations, preventing duplicate side effects under client retries and improving correctness during transient failures and partial downstream ou</w:t>
+      </w:r>
+      <w:r>
+        <w:rPr>
+          <w:rFonts w:ascii="Arial" w:eastAsia="Arial" w:hAnsi="Arial" w:cs="Arial"/>
+          <w:color w:val="111111"/>
+          <w:sz w:val="21"/>
+          <w:szCs w:val="21"/>
+        </w:rPr>
+        <w:t>tages.</w:t>
       </w:r>
     </w:p>
     <w:p>
@@ -996,55 +1220,91 @@
           <w:sz w:val="21"/>
           <w:szCs w:val="21"/>
         </w:rPr>
-        <w:t>- Optimized database access patterns with indexing, query rewrites, and careful pagination contracts, improving response consistency under load and lowering operational stress during peak usage windows.</w:t>
-      </w:r>
-    </w:p>
-    <w:p>
-      <w:pPr>
-        <w:spacing w:after="40"/>
-        <w:ind w:left="280"/>
-        <w:jc w:val="both"/>
-      </w:pPr>
-      <w:r>
-        <w:rPr>
-          <w:rFonts w:ascii="Arial" w:eastAsia="Arial" w:hAnsi="Arial" w:cs="Arial"/>
-          <w:color w:val="111111"/>
-          <w:sz w:val="21"/>
-          <w:szCs w:val="21"/>
-        </w:rPr>
-        <w:t>- Introduced observability improvements by standardizing log fields, adding service-level metrics, and tightening alert thresholds so on-call pages represented actionable incidents rather than noisy symptoms.</w:t>
-      </w:r>
-    </w:p>
-    <w:p>
-      <w:pPr>
-        <w:spacing w:after="40"/>
-        <w:ind w:left="280"/>
-        <w:jc w:val="both"/>
-      </w:pPr>
-      <w:r>
-        <w:rPr>
-          <w:rFonts w:ascii="Arial" w:eastAsia="Arial" w:hAnsi="Arial" w:cs="Arial"/>
-          <w:color w:val="111111"/>
-          <w:sz w:val="21"/>
-          <w:szCs w:val="21"/>
-        </w:rPr>
-        <w:t>- Created deployment safeguards with staged rollouts and feature flags, allowing safe experimentation, quick reversals, and reduced blast radius when changes interacted unexpectedly with real production traffic.</w:t>
-      </w:r>
-    </w:p>
-    <w:p>
-      <w:pPr>
-        <w:spacing w:after="40"/>
-        <w:ind w:left="280"/>
-        <w:jc w:val="both"/>
-      </w:pPr>
-      <w:r>
-        <w:rPr>
-          <w:rFonts w:ascii="Arial" w:eastAsia="Arial" w:hAnsi="Arial" w:cs="Arial"/>
-          <w:color w:val="111111"/>
-          <w:sz w:val="21"/>
-          <w:szCs w:val="21"/>
-        </w:rPr>
-        <w:t>- Partnered closely with product and QA to define acceptance criteria that mapped to testable behaviors, ensuring features shipped with fewer ambiguous edge cases and a clearer shared definition of “done.”</w:t>
+        <w:t>- Optimized database access patterns</w:t>
+      </w:r>
+      <w:r>
+        <w:rPr>
+          <w:rFonts w:ascii="Arial" w:eastAsia="Arial" w:hAnsi="Arial" w:cs="Arial"/>
+          <w:color w:val="111111"/>
+          <w:sz w:val="21"/>
+          <w:szCs w:val="21"/>
+        </w:rPr>
+        <w:t xml:space="preserve"> with indexing, query rewrites, and careful pagination contracts, improving response consistency under load and lowering operational stress during peak usage windows.</w:t>
+      </w:r>
+    </w:p>
+    <w:p>
+      <w:pPr>
+        <w:spacing w:after="40"/>
+        <w:ind w:left="280"/>
+        <w:jc w:val="both"/>
+      </w:pPr>
+      <w:r>
+        <w:rPr>
+          <w:rFonts w:ascii="Arial" w:eastAsia="Arial" w:hAnsi="Arial" w:cs="Arial"/>
+          <w:color w:val="111111"/>
+          <w:sz w:val="21"/>
+          <w:szCs w:val="21"/>
+        </w:rPr>
+        <w:t>- Introduced observability improvements by standardizing log fields, adding service-level</w:t>
+      </w:r>
+      <w:r>
+        <w:rPr>
+          <w:rFonts w:ascii="Arial" w:eastAsia="Arial" w:hAnsi="Arial" w:cs="Arial"/>
+          <w:color w:val="111111"/>
+          <w:sz w:val="21"/>
+          <w:szCs w:val="21"/>
+        </w:rPr>
+        <w:t xml:space="preserve"> metrics, and tightening alert thresholds so on-call pages represented actionable incidents rather than noisy symptoms.</w:t>
+      </w:r>
+    </w:p>
+    <w:p>
+      <w:pPr>
+        <w:spacing w:after="40"/>
+        <w:ind w:left="280"/>
+        <w:jc w:val="both"/>
+      </w:pPr>
+      <w:r>
+        <w:rPr>
+          <w:rFonts w:ascii="Arial" w:eastAsia="Arial" w:hAnsi="Arial" w:cs="Arial"/>
+          <w:color w:val="111111"/>
+          <w:sz w:val="21"/>
+          <w:szCs w:val="21"/>
+        </w:rPr>
+        <w:t>- Created deployment safeguards with staged rollouts and feature flags, allowing safe experimentation, quick reversals, and reduced blas</w:t>
+      </w:r>
+      <w:r>
+        <w:rPr>
+          <w:rFonts w:ascii="Arial" w:eastAsia="Arial" w:hAnsi="Arial" w:cs="Arial"/>
+          <w:color w:val="111111"/>
+          <w:sz w:val="21"/>
+          <w:szCs w:val="21"/>
+        </w:rPr>
+        <w:t>t radius when changes interacted unexpectedly with real production traffic.</w:t>
+      </w:r>
+    </w:p>
+    <w:p>
+      <w:pPr>
+        <w:spacing w:after="40"/>
+        <w:ind w:left="280"/>
+        <w:jc w:val="both"/>
+      </w:pPr>
+      <w:r>
+        <w:rPr>
+          <w:rFonts w:ascii="Arial" w:eastAsia="Arial" w:hAnsi="Arial" w:cs="Arial"/>
+          <w:color w:val="111111"/>
+          <w:sz w:val="21"/>
+          <w:szCs w:val="21"/>
+        </w:rPr>
+        <w:t>- Partnered closely with product and QA to define acceptance criteria that mapped to testable behaviors, ensuring features shipped with fewer ambiguous edge cases and a clearer sha</w:t>
+      </w:r>
+      <w:r>
+        <w:rPr>
+          <w:rFonts w:ascii="Arial" w:eastAsia="Arial" w:hAnsi="Arial" w:cs="Arial"/>
+          <w:color w:val="111111"/>
+          <w:sz w:val="21"/>
+          <w:szCs w:val="21"/>
+        </w:rPr>
+        <w:t>red definition of “done.”</w:t>
       </w:r>
     </w:p>
     <w:p>
@@ -1076,71 +1336,116 @@
           <w:sz w:val="21"/>
           <w:szCs w:val="21"/>
         </w:rPr>
-        <w:t>- Mentored engineers through code reviews focused on correctness, readability, and maintainability, while also coaching on incident follow-ups so fixes addressed root causes instead of repeatedly treating symptoms.</w:t>
-      </w:r>
-    </w:p>
-    <w:p>
-      <w:pPr>
-        <w:spacing w:after="40"/>
-        <w:ind w:left="280"/>
-        <w:jc w:val="both"/>
-      </w:pPr>
-      <w:r>
-        <w:rPr>
-          <w:rFonts w:ascii="Arial" w:eastAsia="Arial" w:hAnsi="Arial" w:cs="Arial"/>
-          <w:color w:val="111111"/>
-          <w:sz w:val="21"/>
-          <w:szCs w:val="21"/>
-        </w:rPr>
-        <w:t>- Implemented authentication and authorization patterns across services, enforcing least-privilege access and consistent permission checks that reduced security risk without slowing down feature delivery cadence.</w:t>
-      </w:r>
-    </w:p>
-    <w:p>
-      <w:pPr>
-        <w:spacing w:after="40"/>
-        <w:ind w:left="280"/>
-        <w:jc w:val="both"/>
-      </w:pPr>
-      <w:r>
-        <w:rPr>
-          <w:rFonts w:ascii="Arial" w:eastAsia="Arial" w:hAnsi="Arial" w:cs="Arial"/>
-          <w:color w:val="111111"/>
-          <w:sz w:val="21"/>
-          <w:szCs w:val="21"/>
-        </w:rPr>
-        <w:t>- Improved frontend performance by reducing unnecessary re-renders, trimming bundle weight via code splitting, and addressing key Web Vitals issues that impacted real user sessions on slower devices and networks.</w:t>
-      </w:r>
-    </w:p>
-    <w:p>
-      <w:pPr>
-        <w:spacing w:after="40"/>
-        <w:ind w:left="280"/>
-        <w:jc w:val="both"/>
-      </w:pPr>
-      <w:r>
-        <w:rPr>
-          <w:rFonts w:ascii="Arial" w:eastAsia="Arial" w:hAnsi="Arial" w:cs="Arial"/>
-          <w:color w:val="111111"/>
-          <w:sz w:val="21"/>
-          <w:szCs w:val="21"/>
-        </w:rPr>
-        <w:t>- Aligned backend and frontend contracts with explicit API documentation and examples, reducing miscommunication between teams and making onboarding faster for new engineers joining the product area midstream.</w:t>
-      </w:r>
-    </w:p>
-    <w:p>
-      <w:pPr>
-        <w:spacing w:after="40"/>
-        <w:ind w:left="280"/>
-        <w:jc w:val="both"/>
-      </w:pPr>
-      <w:r>
-        <w:rPr>
-          <w:rFonts w:ascii="Arial" w:eastAsia="Arial" w:hAnsi="Arial" w:cs="Arial"/>
-          <w:color w:val="111111"/>
-          <w:sz w:val="21"/>
-          <w:szCs w:val="21"/>
-        </w:rPr>
-        <w:t>- Owned production reliability by driving post-incident reviews into concrete backlog items, tracking them to completion, and steadily lowering recurring incident categories that previously consumed on-call time.</w:t>
+        <w:t>- Mentored engineers thr</w:t>
+      </w:r>
+      <w:r>
+        <w:rPr>
+          <w:rFonts w:ascii="Arial" w:eastAsia="Arial" w:hAnsi="Arial" w:cs="Arial"/>
+          <w:color w:val="111111"/>
+          <w:sz w:val="21"/>
+          <w:szCs w:val="21"/>
+        </w:rPr>
+        <w:t>ough code reviews focused on correctness, readability, and maintainability, while also coaching on incident follow-ups so fixes addressed root causes instead of repeatedly treating symptoms.</w:t>
+      </w:r>
+    </w:p>
+    <w:p>
+      <w:pPr>
+        <w:spacing w:after="40"/>
+        <w:ind w:left="280"/>
+        <w:jc w:val="both"/>
+      </w:pPr>
+      <w:r>
+        <w:rPr>
+          <w:rFonts w:ascii="Arial" w:eastAsia="Arial" w:hAnsi="Arial" w:cs="Arial"/>
+          <w:color w:val="111111"/>
+          <w:sz w:val="21"/>
+          <w:szCs w:val="21"/>
+        </w:rPr>
+        <w:t>- Implemented authentication and authorization patterns across se</w:t>
+      </w:r>
+      <w:r>
+        <w:rPr>
+          <w:rFonts w:ascii="Arial" w:eastAsia="Arial" w:hAnsi="Arial" w:cs="Arial"/>
+          <w:color w:val="111111"/>
+          <w:sz w:val="21"/>
+          <w:szCs w:val="21"/>
+        </w:rPr>
+        <w:t>rvices, enforcing least-privilege access and consistent permission checks that reduced security risk without slowing down feature delivery cadence.</w:t>
+      </w:r>
+    </w:p>
+    <w:p>
+      <w:pPr>
+        <w:spacing w:after="40"/>
+        <w:ind w:left="280"/>
+        <w:jc w:val="both"/>
+      </w:pPr>
+      <w:r>
+        <w:rPr>
+          <w:rFonts w:ascii="Arial" w:eastAsia="Arial" w:hAnsi="Arial" w:cs="Arial"/>
+          <w:color w:val="111111"/>
+          <w:sz w:val="21"/>
+          <w:szCs w:val="21"/>
+        </w:rPr>
+        <w:t xml:space="preserve">- Improved frontend performance by reducing unnecessary re-renders, trimming bundle weight via code </w:t>
+      </w:r>
+      <w:r>
+        <w:rPr>
+          <w:rFonts w:ascii="Arial" w:eastAsia="Arial" w:hAnsi="Arial" w:cs="Arial"/>
+          <w:color w:val="111111"/>
+          <w:sz w:val="21"/>
+          <w:szCs w:val="21"/>
+        </w:rPr>
+        <w:t>splitting, and addressing key Web Vitals issues that impacted real user sessions on slower devices and networks.</w:t>
+      </w:r>
+    </w:p>
+    <w:p>
+      <w:pPr>
+        <w:spacing w:after="40"/>
+        <w:ind w:left="280"/>
+        <w:jc w:val="both"/>
+      </w:pPr>
+      <w:r>
+        <w:rPr>
+          <w:rFonts w:ascii="Arial" w:eastAsia="Arial" w:hAnsi="Arial" w:cs="Arial"/>
+          <w:color w:val="111111"/>
+          <w:sz w:val="21"/>
+          <w:szCs w:val="21"/>
+        </w:rPr>
+        <w:t>- Aligned backend and frontend contracts with explicit API documentation and examples, reducing miscommunication between teams and making onboa</w:t>
+      </w:r>
+      <w:r>
+        <w:rPr>
+          <w:rFonts w:ascii="Arial" w:eastAsia="Arial" w:hAnsi="Arial" w:cs="Arial"/>
+          <w:color w:val="111111"/>
+          <w:sz w:val="21"/>
+          <w:szCs w:val="21"/>
+        </w:rPr>
+        <w:t>rding faster for new engineers joining the product area midstream.</w:t>
+      </w:r>
+    </w:p>
+    <w:p>
+      <w:pPr>
+        <w:spacing w:after="40"/>
+        <w:ind w:left="280"/>
+        <w:jc w:val="both"/>
+      </w:pPr>
+      <w:r>
+        <w:rPr>
+          <w:rFonts w:ascii="Arial" w:eastAsia="Arial" w:hAnsi="Arial" w:cs="Arial"/>
+          <w:color w:val="111111"/>
+          <w:sz w:val="21"/>
+          <w:szCs w:val="21"/>
+        </w:rPr>
+        <w:t>- Owned production reliability by driving post-incident reviews into concrete backlog items, tracking them to completion, and steadily lowering recurring incident categories that previously</w:t>
+      </w:r>
+      <w:r>
+        <w:rPr>
+          <w:rFonts w:ascii="Arial" w:eastAsia="Arial" w:hAnsi="Arial" w:cs="Arial"/>
+          <w:color w:val="111111"/>
+          <w:sz w:val="21"/>
+          <w:szCs w:val="21"/>
+        </w:rPr>
+        <w:t xml:space="preserve"> consumed on-call time.</w:t>
       </w:r>
     </w:p>
     <w:p>
@@ -1205,23 +1510,41 @@
           <w:sz w:val="21"/>
           <w:szCs w:val="21"/>
         </w:rPr>
-        <w:t>- Owned a React single-page application supporting complex operational workflows, refining state management and component boundaries so new features could ship quickly without brittle UI coupling or hidden side effects.</w:t>
-      </w:r>
-    </w:p>
-    <w:p>
-      <w:pPr>
-        <w:spacing w:after="40"/>
-        <w:ind w:left="280"/>
-        <w:jc w:val="both"/>
-      </w:pPr>
-      <w:r>
-        <w:rPr>
-          <w:rFonts w:ascii="Arial" w:eastAsia="Arial" w:hAnsi="Arial" w:cs="Arial"/>
-          <w:color w:val="111111"/>
-          <w:sz w:val="21"/>
-          <w:szCs w:val="21"/>
-        </w:rPr>
-        <w:t>- Delivered backend endpoints and service logic with clear validation and consistent pagination/filtering semantics, improving downstream consumer reliability when integrating across multiple internal clients and teams.</w:t>
+        <w:t>- Owned a React single-page application supporting complex operational workflows, refining state management and component boundaries so new features cou</w:t>
+      </w:r>
+      <w:r>
+        <w:rPr>
+          <w:rFonts w:ascii="Arial" w:eastAsia="Arial" w:hAnsi="Arial" w:cs="Arial"/>
+          <w:color w:val="111111"/>
+          <w:sz w:val="21"/>
+          <w:szCs w:val="21"/>
+        </w:rPr>
+        <w:t>ld ship quickly without brittle UI coupling or hidden side effects.</w:t>
+      </w:r>
+    </w:p>
+    <w:p>
+      <w:pPr>
+        <w:spacing w:after="40"/>
+        <w:ind w:left="280"/>
+        <w:jc w:val="both"/>
+      </w:pPr>
+      <w:r>
+        <w:rPr>
+          <w:rFonts w:ascii="Arial" w:eastAsia="Arial" w:hAnsi="Arial" w:cs="Arial"/>
+          <w:color w:val="111111"/>
+          <w:sz w:val="21"/>
+          <w:szCs w:val="21"/>
+        </w:rPr>
+        <w:t>- Delivered backend endpoints and service logic with clear validation and consistent pagination/filtering semantics, improving downstream consumer reliability when integrating across multi</w:t>
+      </w:r>
+      <w:r>
+        <w:rPr>
+          <w:rFonts w:ascii="Arial" w:eastAsia="Arial" w:hAnsi="Arial" w:cs="Arial"/>
+          <w:color w:val="111111"/>
+          <w:sz w:val="21"/>
+          <w:szCs w:val="21"/>
+        </w:rPr>
+        <w:t>ple internal clients and teams.</w:t>
       </w:r>
     </w:p>
     <w:p>
@@ -1253,39 +1576,16 @@
           <w:sz w:val="21"/>
           <w:szCs w:val="21"/>
         </w:rPr>
-        <w:t>- Built reusable UI patterns and form abstractions that reduced duplicated code across similar screens, increasing development velocity while keeping behavior consistent for end users across the product surface.</w:t>
-      </w:r>
-    </w:p>
-    <w:p>
-      <w:pPr>
-        <w:spacing w:after="40"/>
-        <w:ind w:left="280"/>
-        <w:jc w:val="both"/>
-      </w:pPr>
-      <w:r>
-        <w:rPr>
-          <w:rFonts w:ascii="Arial" w:eastAsia="Arial" w:hAnsi="Arial" w:cs="Arial"/>
-          <w:color w:val="111111"/>
-          <w:sz w:val="21"/>
-          <w:szCs w:val="21"/>
-        </w:rPr>
-        <w:t>- Added pragmatic automated tests around core workflows, targeting regression-prone areas and building confidence to refactor legacy modules without introducing subtle breakage into critical business paths.</w:t>
-      </w:r>
-    </w:p>
-    <w:p>
-      <w:pPr>
-        <w:spacing w:after="40"/>
-        <w:ind w:left="280"/>
-        <w:jc w:val="both"/>
-      </w:pPr>
-      <w:r>
-        <w:rPr>
-          <w:rFonts w:ascii="Arial" w:eastAsia="Arial" w:hAnsi="Arial" w:cs="Arial"/>
-          <w:color w:val="111111"/>
-          <w:sz w:val="21"/>
-          <w:szCs w:val="21"/>
-        </w:rPr>
-        <w:t>- Collaborated with product leadership to translate operational pain points into prioritized engineering work, ensuring the roadmap reflected measurable improvements rather than vague, difficult-to-verify efforts.</w:t>
+        <w:t>- Built reusable U</w:t>
+      </w:r>
+      <w:r>
+        <w:rPr>
+          <w:rFonts w:ascii="Arial" w:eastAsia="Arial" w:hAnsi="Arial" w:cs="Arial"/>
+          <w:color w:val="111111"/>
+          <w:sz w:val="21"/>
+          <w:szCs w:val="21"/>
+        </w:rPr>
+        <w:t>I patterns and form abstractions that reduced duplicated code across similar screens, increasing development velocity while keeping behavior consistent for end users across the product surface.</w:t>
       </w:r>
     </w:p>
     <w:p>
@@ -1302,7 +1602,66 @@
           <w:szCs w:val="21"/>
         </w:rPr>
         <w:lastRenderedPageBreak/>
-        <w:t>- Improved API error handling and observability by standardizing response envelopes and logging context, making it easier for support and engineering to diagnose failures with less back-and-forth.</w:t>
+        <w:t>- Added pragmatic automated tests around core workflows, targe</w:t>
+      </w:r>
+      <w:r>
+        <w:rPr>
+          <w:rFonts w:ascii="Arial" w:eastAsia="Arial" w:hAnsi="Arial" w:cs="Arial"/>
+          <w:color w:val="111111"/>
+          <w:sz w:val="21"/>
+          <w:szCs w:val="21"/>
+        </w:rPr>
+        <w:t>ting regression-prone areas and building confidence to refactor legacy modules without introducing subtle breakage into critical business paths.</w:t>
+      </w:r>
+    </w:p>
+    <w:p>
+      <w:pPr>
+        <w:spacing w:after="40"/>
+        <w:ind w:left="280"/>
+        <w:jc w:val="both"/>
+      </w:pPr>
+      <w:r>
+        <w:rPr>
+          <w:rFonts w:ascii="Arial" w:eastAsia="Arial" w:hAnsi="Arial" w:cs="Arial"/>
+          <w:color w:val="111111"/>
+          <w:sz w:val="21"/>
+          <w:szCs w:val="21"/>
+        </w:rPr>
+        <w:t xml:space="preserve">- Collaborated with product leadership to translate operational pain points into prioritized engineering work, </w:t>
+      </w:r>
+      <w:r>
+        <w:rPr>
+          <w:rFonts w:ascii="Arial" w:eastAsia="Arial" w:hAnsi="Arial" w:cs="Arial"/>
+          <w:color w:val="111111"/>
+          <w:sz w:val="21"/>
+          <w:szCs w:val="21"/>
+        </w:rPr>
+        <w:t>ensuring the roadmap reflected measurable improvements rather than vague, difficult-to-verify efforts.</w:t>
+      </w:r>
+    </w:p>
+    <w:p>
+      <w:pPr>
+        <w:spacing w:after="40"/>
+        <w:ind w:left="280"/>
+        <w:jc w:val="both"/>
+      </w:pPr>
+      <w:r>
+        <w:rPr>
+          <w:rFonts w:ascii="Arial" w:eastAsia="Arial" w:hAnsi="Arial" w:cs="Arial"/>
+          <w:color w:val="111111"/>
+          <w:sz w:val="21"/>
+          <w:szCs w:val="21"/>
+        </w:rPr>
+        <w:t xml:space="preserve">- Improved API error handling and observability by standardizing response envelopes and logging context, making it easier for support and engineering to </w:t>
+      </w:r>
+      <w:r>
+        <w:rPr>
+          <w:rFonts w:ascii="Arial" w:eastAsia="Arial" w:hAnsi="Arial" w:cs="Arial"/>
+          <w:color w:val="111111"/>
+          <w:sz w:val="21"/>
+          <w:szCs w:val="21"/>
+        </w:rPr>
+        <w:t>diagnose failures with less back-and-forth.</w:t>
       </w:r>
     </w:p>
     <w:p>
@@ -1334,67 +1693,83 @@
           <w:sz w:val="21"/>
           <w:szCs w:val="21"/>
         </w:rPr>
-        <w:t>- Established code review norms emphasizing maintainability and clear ownership boundaries, which reduced rework cycles and helped the team converge on shared patterns for common technical problems.</w:t>
-      </w:r>
-    </w:p>
-    <w:p>
-      <w:pPr>
-        <w:spacing w:after="40"/>
-        <w:ind w:left="280"/>
-        <w:jc w:val="both"/>
-      </w:pPr>
-      <w:r>
-        <w:rPr>
-          <w:rFonts w:ascii="Arial" w:eastAsia="Arial" w:hAnsi="Arial" w:cs="Arial"/>
-          <w:color w:val="111111"/>
-          <w:sz w:val="21"/>
-          <w:szCs w:val="21"/>
-        </w:rPr>
-        <w:t>- Built secure authentication flows and session handling, aligning client behavior with server enforcement to reduce edge-case authorization bugs that previously surfaced as confusing user-facing errors.</w:t>
-      </w:r>
-    </w:p>
-    <w:p>
-      <w:pPr>
-        <w:spacing w:after="40"/>
-        <w:ind w:left="280"/>
-        <w:jc w:val="both"/>
-      </w:pPr>
-      <w:r>
-        <w:rPr>
-          <w:rFonts w:ascii="Arial" w:eastAsia="Arial" w:hAnsi="Arial" w:cs="Arial"/>
-          <w:color w:val="111111"/>
-          <w:sz w:val="21"/>
-          <w:szCs w:val="21"/>
-        </w:rPr>
-        <w:t>- Created lightweight internal scripts to validate data assumptions during migrations and feature rollouts, preventing production issues caused by unexpected historical data shapes and missing constraints.</w:t>
-      </w:r>
-    </w:p>
-    <w:p>
-      <w:pPr>
-        <w:spacing w:after="40"/>
-        <w:ind w:left="280"/>
-        <w:jc w:val="both"/>
-      </w:pPr>
-      <w:r>
-        <w:rPr>
-          <w:rFonts w:ascii="Arial" w:eastAsia="Arial" w:hAnsi="Arial" w:cs="Arial"/>
-          <w:color w:val="111111"/>
-          <w:sz w:val="21"/>
-          <w:szCs w:val="21"/>
-        </w:rPr>
-        <w:t xml:space="preserve">- Helped stabilize release delivery by improving CI checks and tightening </w:t>
-      </w:r>
-      <w:proofErr w:type="gramStart"/>
-      <w:r>
-        <w:rPr>
-          <w:rFonts w:ascii="Arial" w:eastAsia="Arial" w:hAnsi="Arial" w:cs="Arial"/>
-          <w:color w:val="111111"/>
-          <w:sz w:val="21"/>
-          <w:szCs w:val="21"/>
-        </w:rPr>
-        <w:t>merge</w:t>
-      </w:r>
-      <w:proofErr w:type="gramEnd"/>
+        <w:t>- Establis</w:t>
+      </w:r>
+      <w:r>
+        <w:rPr>
+          <w:rFonts w:ascii="Arial" w:eastAsia="Arial" w:hAnsi="Arial" w:cs="Arial"/>
+          <w:color w:val="111111"/>
+          <w:sz w:val="21"/>
+          <w:szCs w:val="21"/>
+        </w:rPr>
+        <w:t>hed code review norms emphasizing maintainability and clear ownership boundaries, which reduced rework cycles and helped the team converge on shared patterns for common technical problems.</w:t>
+      </w:r>
+    </w:p>
+    <w:p>
+      <w:pPr>
+        <w:spacing w:after="40"/>
+        <w:ind w:left="280"/>
+        <w:jc w:val="both"/>
+      </w:pPr>
+      <w:r>
+        <w:rPr>
+          <w:rFonts w:ascii="Arial" w:eastAsia="Arial" w:hAnsi="Arial" w:cs="Arial"/>
+          <w:color w:val="111111"/>
+          <w:sz w:val="21"/>
+          <w:szCs w:val="21"/>
+        </w:rPr>
+        <w:t xml:space="preserve">- Built secure authentication flows and session handling, aligning </w:t>
+      </w:r>
+      <w:r>
+        <w:rPr>
+          <w:rFonts w:ascii="Arial" w:eastAsia="Arial" w:hAnsi="Arial" w:cs="Arial"/>
+          <w:color w:val="111111"/>
+          <w:sz w:val="21"/>
+          <w:szCs w:val="21"/>
+        </w:rPr>
+        <w:t>client behavior with server enforcement to reduce edge-case authorization bugs that previously surfaced as confusing user-facing errors.</w:t>
+      </w:r>
+    </w:p>
+    <w:p>
+      <w:pPr>
+        <w:spacing w:after="40"/>
+        <w:ind w:left="280"/>
+        <w:jc w:val="both"/>
+      </w:pPr>
+      <w:r>
+        <w:rPr>
+          <w:rFonts w:ascii="Arial" w:eastAsia="Arial" w:hAnsi="Arial" w:cs="Arial"/>
+          <w:color w:val="111111"/>
+          <w:sz w:val="21"/>
+          <w:szCs w:val="21"/>
+        </w:rPr>
+        <w:t xml:space="preserve">- Created lightweight internal scripts to validate data assumptions during migrations and feature rollouts, preventing </w:t>
+      </w:r>
+      <w:r>
+        <w:rPr>
+          <w:rFonts w:ascii="Arial" w:eastAsia="Arial" w:hAnsi="Arial" w:cs="Arial"/>
+          <w:color w:val="111111"/>
+          <w:sz w:val="21"/>
+          <w:szCs w:val="21"/>
+        </w:rPr>
+        <w:t>production issues caused by unexpected historical data shapes and missing constraints.</w:t>
+      </w:r>
+    </w:p>
+    <w:p>
+      <w:pPr>
+        <w:spacing w:after="40"/>
+        <w:ind w:left="280"/>
+        <w:jc w:val="both"/>
+      </w:pPr>
+      <w:r>
+        <w:rPr>
+          <w:rFonts w:ascii="Arial" w:eastAsia="Arial" w:hAnsi="Arial" w:cs="Arial"/>
+          <w:color w:val="111111"/>
+          <w:sz w:val="21"/>
+          <w:szCs w:val="21"/>
+        </w:rPr>
+        <w:t>- Helped stabilize release delivery by improving CI checks and tightening merge</w:t>
+      </w:r>
       <w:r>
         <w:rPr>
           <w:rFonts w:ascii="Arial" w:eastAsia="Arial" w:hAnsi="Arial" w:cs="Arial"/>
@@ -1418,7 +1793,16 @@
           <w:sz w:val="21"/>
           <w:szCs w:val="21"/>
         </w:rPr>
-        <w:t>- Documented key workflows and operational runbooks, making it easier for engineers and support staff to respond consistently during incidents and reducing reliance on tribal knowledge.</w:t>
+        <w:t>- Documented key workflows and operational runbooks, making it easier for engineers and support staff to respond consistently during incidents and redu</w:t>
+      </w:r>
+      <w:r>
+        <w:rPr>
+          <w:rFonts w:ascii="Arial" w:eastAsia="Arial" w:hAnsi="Arial" w:cs="Arial"/>
+          <w:color w:val="111111"/>
+          <w:sz w:val="21"/>
+          <w:szCs w:val="21"/>
+        </w:rPr>
+        <w:t>cing reliance on tribal knowledge.</w:t>
       </w:r>
     </w:p>
     <w:p>
@@ -1483,7 +1867,16 @@
           <w:sz w:val="21"/>
           <w:szCs w:val="21"/>
         </w:rPr>
-        <w:t>- Developed React-based UI features to progressively replace server-rendered pages, maintaining behavior parity while improving usability and reducing friction across multi-step user workflows.</w:t>
+        <w:t>- Developed React-based UI features to progressively replace server-rendered pages, maintaining behavior parity while improving usability and reducing fri</w:t>
+      </w:r>
+      <w:r>
+        <w:rPr>
+          <w:rFonts w:ascii="Arial" w:eastAsia="Arial" w:hAnsi="Arial" w:cs="Arial"/>
+          <w:color w:val="111111"/>
+          <w:sz w:val="21"/>
+          <w:szCs w:val="21"/>
+        </w:rPr>
+        <w:t>ction across multi-step user workflows.</w:t>
       </w:r>
     </w:p>
     <w:p>
@@ -1515,75 +1908,91 @@
           <w:sz w:val="21"/>
           <w:szCs w:val="21"/>
         </w:rPr>
-        <w:t>- Designed SQL schemas and indexes for evolving product requirements, balancing normalization with performance so core workflows stayed responsive as data volume and feature complexity increased.</w:t>
-      </w:r>
-    </w:p>
-    <w:p>
-      <w:pPr>
-        <w:spacing w:after="40"/>
-        <w:ind w:left="280"/>
-        <w:jc w:val="both"/>
-      </w:pPr>
-      <w:r>
-        <w:rPr>
-          <w:rFonts w:ascii="Arial" w:eastAsia="Arial" w:hAnsi="Arial" w:cs="Arial"/>
-          <w:color w:val="111111"/>
-          <w:sz w:val="21"/>
-          <w:szCs w:val="21"/>
-        </w:rPr>
-        <w:t>- Built reusable UI components and shared utilities to reduce duplication, enabling faster delivery of consistent experiences across multiple screens without repeated reinvention of common behaviors.</w:t>
-      </w:r>
-    </w:p>
-    <w:p>
-      <w:pPr>
-        <w:spacing w:after="40"/>
-        <w:ind w:left="280"/>
-        <w:jc w:val="both"/>
-      </w:pPr>
-      <w:r>
-        <w:rPr>
-          <w:rFonts w:ascii="Arial" w:eastAsia="Arial" w:hAnsi="Arial" w:cs="Arial"/>
-          <w:color w:val="111111"/>
-          <w:sz w:val="21"/>
-          <w:szCs w:val="21"/>
-        </w:rPr>
-        <w:t xml:space="preserve">- Improved application reliability by adding targeted automated tests and fixing recurring production issues, focusing on the paths users </w:t>
-      </w:r>
-      <w:proofErr w:type="gramStart"/>
-      <w:r>
-        <w:rPr>
-          <w:rFonts w:ascii="Arial" w:eastAsia="Arial" w:hAnsi="Arial" w:cs="Arial"/>
-          <w:color w:val="111111"/>
-          <w:sz w:val="21"/>
-          <w:szCs w:val="21"/>
-        </w:rPr>
-        <w:t>depended</w:t>
-      </w:r>
-      <w:proofErr w:type="gramEnd"/>
-      <w:r>
-        <w:rPr>
-          <w:rFonts w:ascii="Arial" w:eastAsia="Arial" w:hAnsi="Arial" w:cs="Arial"/>
-          <w:color w:val="111111"/>
-          <w:sz w:val="21"/>
-          <w:szCs w:val="21"/>
-        </w:rPr>
-        <w:t xml:space="preserve"> on most rather than superficial coverage metrics.</w:t>
-      </w:r>
-    </w:p>
-    <w:p>
-      <w:pPr>
-        <w:spacing w:after="40"/>
-        <w:ind w:left="280"/>
-        <w:jc w:val="both"/>
-      </w:pPr>
-      <w:r>
-        <w:rPr>
-          <w:rFonts w:ascii="Arial" w:eastAsia="Arial" w:hAnsi="Arial" w:cs="Arial"/>
-          <w:color w:val="111111"/>
-          <w:sz w:val="21"/>
-          <w:szCs w:val="21"/>
-        </w:rPr>
-        <w:t>- Partnered with stakeholders to clarify requirements and edge cases early, translating loosely defined requests into implementable tasks with explicit acceptance criteria and clear delivery sequencing.</w:t>
+        <w:t>- Designed SQL s</w:t>
+      </w:r>
+      <w:r>
+        <w:rPr>
+          <w:rFonts w:ascii="Arial" w:eastAsia="Arial" w:hAnsi="Arial" w:cs="Arial"/>
+          <w:color w:val="111111"/>
+          <w:sz w:val="21"/>
+          <w:szCs w:val="21"/>
+        </w:rPr>
+        <w:t>chemas and indexes for evolving product requirements, balancing normalization with performance so core workflows stayed responsive as data volume and feature complexity increased.</w:t>
+      </w:r>
+    </w:p>
+    <w:p>
+      <w:pPr>
+        <w:spacing w:after="40"/>
+        <w:ind w:left="280"/>
+        <w:jc w:val="both"/>
+      </w:pPr>
+      <w:r>
+        <w:rPr>
+          <w:rFonts w:ascii="Arial" w:eastAsia="Arial" w:hAnsi="Arial" w:cs="Arial"/>
+          <w:color w:val="111111"/>
+          <w:sz w:val="21"/>
+          <w:szCs w:val="21"/>
+        </w:rPr>
+        <w:t>- Built reusable UI components and shared utilities to reduce duplication, e</w:t>
+      </w:r>
+      <w:r>
+        <w:rPr>
+          <w:rFonts w:ascii="Arial" w:eastAsia="Arial" w:hAnsi="Arial" w:cs="Arial"/>
+          <w:color w:val="111111"/>
+          <w:sz w:val="21"/>
+          <w:szCs w:val="21"/>
+        </w:rPr>
+        <w:t>nabling faster delivery of consistent experiences across multiple screens without repeated reinvention of common behaviors.</w:t>
+      </w:r>
+    </w:p>
+    <w:p>
+      <w:pPr>
+        <w:spacing w:after="40"/>
+        <w:ind w:left="280"/>
+        <w:jc w:val="both"/>
+      </w:pPr>
+      <w:r>
+        <w:rPr>
+          <w:rFonts w:ascii="Arial" w:eastAsia="Arial" w:hAnsi="Arial" w:cs="Arial"/>
+          <w:color w:val="111111"/>
+          <w:sz w:val="21"/>
+          <w:szCs w:val="21"/>
+        </w:rPr>
+        <w:t xml:space="preserve">- Improved application reliability by adding targeted automated tests and fixing recurring production issues, focusing on the paths </w:t>
+      </w:r>
+      <w:r>
+        <w:rPr>
+          <w:rFonts w:ascii="Arial" w:eastAsia="Arial" w:hAnsi="Arial" w:cs="Arial"/>
+          <w:color w:val="111111"/>
+          <w:sz w:val="21"/>
+          <w:szCs w:val="21"/>
+        </w:rPr>
+        <w:t>users depended on most rather than superficial coverage metrics.</w:t>
+      </w:r>
+    </w:p>
+    <w:p>
+      <w:pPr>
+        <w:spacing w:after="40"/>
+        <w:ind w:left="280"/>
+        <w:jc w:val="both"/>
+      </w:pPr>
+      <w:r>
+        <w:rPr>
+          <w:rFonts w:ascii="Arial" w:eastAsia="Arial" w:hAnsi="Arial" w:cs="Arial"/>
+          <w:color w:val="111111"/>
+          <w:sz w:val="21"/>
+          <w:szCs w:val="21"/>
+        </w:rPr>
+        <w:t xml:space="preserve">- Partnered with stakeholders to clarify requirements and edge cases early, translating loosely defined requests into implementable tasks with explicit acceptance criteria and clear delivery </w:t>
+      </w:r>
+      <w:r>
+        <w:rPr>
+          <w:rFonts w:ascii="Arial" w:eastAsia="Arial" w:hAnsi="Arial" w:cs="Arial"/>
+          <w:color w:val="111111"/>
+          <w:sz w:val="21"/>
+          <w:szCs w:val="21"/>
+        </w:rPr>
+        <w:t>sequencing.</w:t>
       </w:r>
     </w:p>
     <w:p>
@@ -1615,39 +2024,66 @@
           <w:sz w:val="21"/>
           <w:szCs w:val="21"/>
         </w:rPr>
-        <w:t>- Maintained and improved deployment readiness by documenting configuration expectations and environment differences, reducing surprise failures when code moved between development, staging, and production.</w:t>
-      </w:r>
-    </w:p>
-    <w:p>
-      <w:pPr>
-        <w:spacing w:after="40"/>
-        <w:ind w:left="280"/>
-        <w:jc w:val="both"/>
-      </w:pPr>
-      <w:r>
-        <w:rPr>
-          <w:rFonts w:ascii="Arial" w:eastAsia="Arial" w:hAnsi="Arial" w:cs="Arial"/>
-          <w:color w:val="111111"/>
-          <w:sz w:val="21"/>
-          <w:szCs w:val="21"/>
-        </w:rPr>
-        <w:t>- Implemented secure handling for user inputs and sensitive data flows, reinforcing server-side checks so the system behaved safely even when clients sent unexpected or malformed requests.</w:t>
-      </w:r>
-    </w:p>
-    <w:p>
-      <w:pPr>
-        <w:spacing w:after="40"/>
-        <w:ind w:left="280"/>
-        <w:jc w:val="both"/>
-      </w:pPr>
-      <w:r>
-        <w:rPr>
-          <w:rFonts w:ascii="Arial" w:eastAsia="Arial" w:hAnsi="Arial" w:cs="Arial"/>
-          <w:color w:val="111111"/>
-          <w:sz w:val="21"/>
-          <w:szCs w:val="21"/>
-        </w:rPr>
-        <w:t>- Helped onboard teammates by sharing patterns, reviewing changes with context, and creating short guides for common workflows so the team could move faster without sacrificing code quality.</w:t>
+        <w:t>- Maintained and improved deployment readiness by doc</w:t>
+      </w:r>
+      <w:r>
+        <w:rPr>
+          <w:rFonts w:ascii="Arial" w:eastAsia="Arial" w:hAnsi="Arial" w:cs="Arial"/>
+          <w:color w:val="111111"/>
+          <w:sz w:val="21"/>
+          <w:szCs w:val="21"/>
+        </w:rPr>
+        <w:t>umenting configuration expectations and environment differences, reducing surprise failures when code moved between development, staging, and production.</w:t>
+      </w:r>
+    </w:p>
+    <w:p>
+      <w:pPr>
+        <w:spacing w:after="40"/>
+        <w:ind w:left="280"/>
+        <w:jc w:val="both"/>
+      </w:pPr>
+      <w:r>
+        <w:rPr>
+          <w:rFonts w:ascii="Arial" w:eastAsia="Arial" w:hAnsi="Arial" w:cs="Arial"/>
+          <w:color w:val="111111"/>
+          <w:sz w:val="21"/>
+          <w:szCs w:val="21"/>
+        </w:rPr>
+        <w:t>- Implemented secure handling for user inputs and sensitive data flows, reinforcing server-side checks</w:t>
+      </w:r>
+      <w:r>
+        <w:rPr>
+          <w:rFonts w:ascii="Arial" w:eastAsia="Arial" w:hAnsi="Arial" w:cs="Arial"/>
+          <w:color w:val="111111"/>
+          <w:sz w:val="21"/>
+          <w:szCs w:val="21"/>
+        </w:rPr>
+        <w:t xml:space="preserve"> so the system behaved safely even when clients sent unexpected or malformed requests.</w:t>
+      </w:r>
+    </w:p>
+    <w:p>
+      <w:pPr>
+        <w:spacing w:after="40"/>
+        <w:ind w:left="280"/>
+        <w:jc w:val="both"/>
+      </w:pPr>
+      <w:r>
+        <w:rPr>
+          <w:rFonts w:ascii="Arial" w:eastAsia="Arial" w:hAnsi="Arial" w:cs="Arial"/>
+          <w:color w:val="111111"/>
+          <w:sz w:val="21"/>
+          <w:szCs w:val="21"/>
+        </w:rPr>
+        <w:t>- Helped onboard teammates by sharing patterns, reviewing changes with context, and creating short guides for common workflows so the team could move faster without sacr</w:t>
+      </w:r>
+      <w:r>
+        <w:rPr>
+          <w:rFonts w:ascii="Arial" w:eastAsia="Arial" w:hAnsi="Arial" w:cs="Arial"/>
+          <w:color w:val="111111"/>
+          <w:sz w:val="21"/>
+          <w:szCs w:val="21"/>
+        </w:rPr>
+        <w:t>ificing code quality.</w:t>
       </w:r>
     </w:p>
     <w:p>
@@ -1703,7 +2139,16 @@
           <w:sz w:val="21"/>
           <w:szCs w:val="21"/>
         </w:rPr>
-        <w:t xml:space="preserve">  September 2014 - August 2015</w:t>
+        <w:t xml:space="preserve">  </w:t>
+      </w:r>
+      <w:r>
+        <w:rPr>
+          <w:rFonts w:ascii="Arial" w:eastAsia="Arial" w:hAnsi="Arial" w:cs="Arial"/>
+          <w:color w:val="555555"/>
+          <w:sz w:val="21"/>
+          <w:szCs w:val="21"/>
+        </w:rPr>
+        <w:t>September 2014 - August 2015</w:t>
       </w:r>
     </w:p>
     <w:p>
@@ -1735,54 +2180,82 @@
           <w:sz w:val="21"/>
           <w:szCs w:val="21"/>
         </w:rPr>
-        <w:t>- Built small service endpoints and developer utilities with careful input validation and predictable outputs, enabling safer reuse across internal workflows without introducing fragile assumptions.</w:t>
-      </w:r>
-    </w:p>
-    <w:p>
-      <w:pPr>
-        <w:spacing w:after="40"/>
-        <w:ind w:left="280"/>
-        <w:jc w:val="both"/>
-      </w:pPr>
-      <w:r>
-        <w:rPr>
-          <w:rFonts w:ascii="Arial" w:eastAsia="Arial" w:hAnsi="Arial" w:cs="Arial"/>
-          <w:color w:val="111111"/>
-          <w:sz w:val="21"/>
-          <w:szCs w:val="21"/>
-        </w:rPr>
-        <w:t>- Collaborated with engineers and PMs to break down tasks into clear deliverables, communicating progress early and adjusting scope when new constraints or edge cases were discovered during implementation.</w:t>
-      </w:r>
-    </w:p>
-    <w:p>
-      <w:pPr>
-        <w:spacing w:after="40"/>
-        <w:ind w:left="280"/>
-        <w:jc w:val="both"/>
-      </w:pPr>
-      <w:r>
-        <w:rPr>
-          <w:rFonts w:ascii="Arial" w:eastAsia="Arial" w:hAnsi="Arial" w:cs="Arial"/>
-          <w:color w:val="111111"/>
-          <w:sz w:val="21"/>
-          <w:szCs w:val="21"/>
-        </w:rPr>
-        <w:t>- Improved debugging and troubleshooting efficiency by adding meaningful logs and reproducing issues in controlled environments, reducing time to identify root causes for customer-reported problems.</w:t>
-      </w:r>
-    </w:p>
-    <w:p>
-      <w:pPr>
-        <w:spacing w:after="40"/>
-        <w:ind w:left="280"/>
-        <w:jc w:val="both"/>
-      </w:pPr>
-      <w:r>
-        <w:rPr>
-          <w:rFonts w:ascii="Arial" w:eastAsia="Arial" w:hAnsi="Arial" w:cs="Arial"/>
-          <w:color w:val="111111"/>
-          <w:sz w:val="21"/>
-          <w:szCs w:val="21"/>
-        </w:rPr>
+        <w:t>- Built small service</w:t>
+      </w:r>
+      <w:r>
+        <w:rPr>
+          <w:rFonts w:ascii="Arial" w:eastAsia="Arial" w:hAnsi="Arial" w:cs="Arial"/>
+          <w:color w:val="111111"/>
+          <w:sz w:val="21"/>
+          <w:szCs w:val="21"/>
+        </w:rPr>
+        <w:t xml:space="preserve"> endpoints and developer utilities with careful input validation and predictable outputs, enabling safer reuse across internal workflows without introducing fragile assumptions.</w:t>
+      </w:r>
+    </w:p>
+    <w:p>
+      <w:pPr>
+        <w:spacing w:after="40"/>
+        <w:ind w:left="280"/>
+        <w:jc w:val="both"/>
+      </w:pPr>
+      <w:r>
+        <w:rPr>
+          <w:rFonts w:ascii="Arial" w:eastAsia="Arial" w:hAnsi="Arial" w:cs="Arial"/>
+          <w:color w:val="111111"/>
+          <w:sz w:val="21"/>
+          <w:szCs w:val="21"/>
+        </w:rPr>
+        <w:t>- Collaborated with engineers and PMs to break down tasks into clear deliverab</w:t>
+      </w:r>
+      <w:r>
+        <w:rPr>
+          <w:rFonts w:ascii="Arial" w:eastAsia="Arial" w:hAnsi="Arial" w:cs="Arial"/>
+          <w:color w:val="111111"/>
+          <w:sz w:val="21"/>
+          <w:szCs w:val="21"/>
+        </w:rPr>
+        <w:t>les, communicating progress early and adjusting scope when new constraints or edge cases were discovered during implementation.</w:t>
+      </w:r>
+    </w:p>
+    <w:p>
+      <w:pPr>
+        <w:spacing w:after="40"/>
+        <w:ind w:left="280"/>
+        <w:jc w:val="both"/>
+      </w:pPr>
+      <w:r>
+        <w:rPr>
+          <w:rFonts w:ascii="Arial" w:eastAsia="Arial" w:hAnsi="Arial" w:cs="Arial"/>
+          <w:color w:val="111111"/>
+          <w:sz w:val="21"/>
+          <w:szCs w:val="21"/>
+        </w:rPr>
+        <w:t>- Improved debugging and troubleshooting efficiency by adding meaningful logs and reproducing issues in controlled environments,</w:t>
+      </w:r>
+      <w:r>
+        <w:rPr>
+          <w:rFonts w:ascii="Arial" w:eastAsia="Arial" w:hAnsi="Arial" w:cs="Arial"/>
+          <w:color w:val="111111"/>
+          <w:sz w:val="21"/>
+          <w:szCs w:val="21"/>
+        </w:rPr>
+        <w:t xml:space="preserve"> reducing time to identify root causes for customer-reported problems.</w:t>
+      </w:r>
+    </w:p>
+    <w:p>
+      <w:pPr>
+        <w:spacing w:after="40"/>
+        <w:ind w:left="280"/>
+        <w:jc w:val="both"/>
+      </w:pPr>
+      <w:r>
+        <w:rPr>
+          <w:rFonts w:ascii="Arial" w:eastAsia="Arial" w:hAnsi="Arial" w:cs="Arial"/>
+          <w:color w:val="111111"/>
+          <w:sz w:val="21"/>
+          <w:szCs w:val="21"/>
+        </w:rPr>
+        <w:lastRenderedPageBreak/>
         <w:t>- Wrote and updated documentation for setup steps and common development tasks, lowering onboarding friction for others and reducing repetitive questions during active sprint execution.</w:t>
       </w:r>
     </w:p>
@@ -1815,7 +2288,16 @@
           <w:sz w:val="21"/>
           <w:szCs w:val="21"/>
         </w:rPr>
-        <w:t>- Helped validate fixes with targeted manual checks and lightweight test updates, ensuring the delivered work improved user experience without causing regressions in nearby behaviors.</w:t>
+        <w:t>- Helped validate fixes with targeted manual checks and lightwei</w:t>
+      </w:r>
+      <w:r>
+        <w:rPr>
+          <w:rFonts w:ascii="Arial" w:eastAsia="Arial" w:hAnsi="Arial" w:cs="Arial"/>
+          <w:color w:val="111111"/>
+          <w:sz w:val="21"/>
+          <w:szCs w:val="21"/>
+        </w:rPr>
+        <w:t>ght test updates, ensuring the delivered work improved user experience without causing regressions in nearby behaviors.</w:t>
       </w:r>
     </w:p>
     <w:p>
@@ -1855,7 +2337,6 @@
       </w:r>
     </w:p>
     <w:p>
-      <w:proofErr w:type="gramStart"/>
       <w:r>
         <w:rPr>
           <w:rFonts w:ascii="Arial" w:eastAsia="Arial" w:hAnsi="Arial" w:cs="Arial"/>
@@ -1865,7 +2346,6 @@
         </w:rPr>
         <w:t>Bachelor’s degree in Computer Science</w:t>
       </w:r>
-      <w:proofErr w:type="gramEnd"/>
     </w:p>
     <w:p>
       <w:r>
@@ -1894,8 +2374,8 @@
 </file>
 
 <file path=word/numbering.xml><?xml version="1.0" encoding="utf-8"?>
-<w:numbering xmlns:wpc="http://schemas.microsoft.com/office/word/2010/wordprocessingCanvas" xmlns:cx="http://schemas.microsoft.com/office/drawing/2014/chartex" xmlns:cx1="http://schemas.microsoft.com/office/drawing/2015/9/8/chartex" xmlns:cx2="http://schemas.microsoft.com/office/drawing/2015/10/21/chartex" xmlns:cx3="http://schemas.microsoft.com/office/drawing/2016/5/9/chartex" xmlns:cx4="http://schemas.microsoft.com/office/drawing/2016/5/10/chartex" xmlns:cx5="http://schemas.microsoft.com/office/drawing/2016/5/11/chartex" xmlns:cx6="http://schemas.microsoft.com/office/drawing/2016/5/12/chartex" xmlns:cx7="http://schemas.microsoft.com/office/drawing/2016/5/13/chartex" xmlns:cx8="http://schemas.microsoft.com/office/drawing/2016/5/14/chartex" xmlns:mc="http://schemas.openxmlformats.org/markup-compatibility/2006" xmlns:aink="http://schemas.microsoft.com/office/drawing/2016/ink" xmlns:am3d="http://schemas.microsoft.com/office/drawing/2017/model3d" xmlns:o="urn:schemas-microsoft-com:office:office" xmlns:oel="http://schemas.microsoft.com/office/2019/extlst" xmlns:r="http://schemas.openxmlformats.org/officeDocument/2006/relationships" xmlns:m="http://schemas.openxmlformats.org/officeDocument/2006/math" xmlns:v="urn:schemas-microsoft-com:vml" xmlns:wp14="http://schemas.microsoft.com/office/word/2010/wordprocessingDrawing" xmlns:wp="http://schemas.openxmlformats.org/drawingml/2006/wordprocessingDrawing" xmlns:w10="urn:schemas-microsoft-com:office:word" xmlns:w="http://schemas.openxmlformats.org/wordprocessingml/2006/main" xmlns:w14="http://schemas.microsoft.com/office/word/2010/wordml" xmlns:w15="http://schemas.microsoft.com/office/word/2012/wordml" xmlns:w16cex="http://schemas.microsoft.com/office/word/2018/wordml/cex" xmlns:w16cid="http://schemas.microsoft.com/office/word/2016/wordml/cid" xmlns:w16="http://schemas.microsoft.com/office/word/2018/wordml" xmlns:w16du="http://schemas.microsoft.com/office/word/2023/wordml/word16du" xmlns:w16sdtdh="http://schemas.microsoft.com/office/word/2020/wordml/sdtdatahash" xmlns:w16sdtfl="http://schemas.microsoft.com/office/word/2024/wordml/sdtformatlock" xmlns:w16se="http://schemas.microsoft.com/office/word/2015/wordml/symex" xmlns:wpg="http://schemas.microsoft.com/office/word/2010/wordprocessingGroup" xmlns:wpi="http://schemas.microsoft.com/office/word/2010/wordprocessingInk" xmlns:wne="http://schemas.microsoft.com/office/word/2006/wordml" xmlns:wps="http://schemas.microsoft.com/office/word/2010/wordprocessingShape" mc:Ignorable="w14 w15 w16se w16cid w16 w16cex w16sdtdh w16sdtfl w16du wp14">
-  <w:abstractNum w:abstractNumId="0" w15:restartNumberingAfterBreak="0">
+<w:numbering xmlns:wpc="http://schemas.microsoft.com/office/word/2010/wordprocessingCanvas" xmlns:mc="http://schemas.openxmlformats.org/markup-compatibility/2006" xmlns:o="urn:schemas-microsoft-com:office:office" xmlns:r="http://schemas.openxmlformats.org/officeDocument/2006/relationships" xmlns:m="http://schemas.openxmlformats.org/officeDocument/2006/math" xmlns:v="urn:schemas-microsoft-com:vml" xmlns:wp14="http://schemas.microsoft.com/office/word/2010/wordprocessingDrawing" xmlns:wp="http://schemas.openxmlformats.org/drawingml/2006/wordprocessingDrawing" xmlns:w10="urn:schemas-microsoft-com:office:word" xmlns:w="http://schemas.openxmlformats.org/wordprocessingml/2006/main" xmlns:w14="http://schemas.microsoft.com/office/word/2010/wordml" xmlns:wpg="http://schemas.microsoft.com/office/word/2010/wordprocessingGroup" xmlns:wpi="http://schemas.microsoft.com/office/word/2010/wordprocessingInk" xmlns:wne="http://schemas.microsoft.com/office/word/2006/wordml" xmlns:wps="http://schemas.microsoft.com/office/word/2010/wordprocessingShape" mc:Ignorable="w14 wp14">
+  <w:abstractNum w:abstractNumId="0">
     <w:nsid w:val="3A812F49"/>
     <w:multiLevelType w:val="hybridMultilevel"/>
     <w:tmpl w:val="E73816A2"/>
@@ -1981,7 +2461,7 @@
       </w:pPr>
     </w:lvl>
   </w:abstractNum>
-  <w:num w:numId="1" w16cid:durableId="964965594">
+  <w:num w:numId="1">
     <w:abstractNumId w:val="0"/>
     <w:lvlOverride w:ilvl="0">
       <w:startOverride w:val="1"/>
@@ -1991,7 +2471,7 @@
 </file>
 
 <file path=word/styles.xml><?xml version="1.0" encoding="utf-8"?>
-<w:styles xmlns:mc="http://schemas.openxmlformats.org/markup-compatibility/2006" xmlns:r="http://schemas.openxmlformats.org/officeDocument/2006/relationships" xmlns:w="http://schemas.openxmlformats.org/wordprocessingml/2006/main" xmlns:w14="http://schemas.microsoft.com/office/word/2010/wordml" xmlns:w15="http://schemas.microsoft.com/office/word/2012/wordml" xmlns:w16cex="http://schemas.microsoft.com/office/word/2018/wordml/cex" xmlns:w16cid="http://schemas.microsoft.com/office/word/2016/wordml/cid" xmlns:w16="http://schemas.microsoft.com/office/word/2018/wordml" xmlns:w16du="http://schemas.microsoft.com/office/word/2023/wordml/word16du" xmlns:w16sdtdh="http://schemas.microsoft.com/office/word/2020/wordml/sdtdatahash" xmlns:w16sdtfl="http://schemas.microsoft.com/office/word/2024/wordml/sdtformatlock" xmlns:w16se="http://schemas.microsoft.com/office/word/2015/wordml/symex" mc:Ignorable="w14 w15 w16se w16cid w16 w16cex w16sdtdh w16sdtfl w16du">
+<w:styles xmlns:mc="http://schemas.openxmlformats.org/markup-compatibility/2006" xmlns:r="http://schemas.openxmlformats.org/officeDocument/2006/relationships" xmlns:w="http://schemas.openxmlformats.org/wordprocessingml/2006/main" xmlns:w14="http://schemas.microsoft.com/office/word/2010/wordml" mc:Ignorable="w14">
   <w:docDefaults>
     <w:rPrDefault>
       <w:rPr>
@@ -2001,383 +2481,469 @@
     </w:rPrDefault>
     <w:pPrDefault/>
   </w:docDefaults>
-  <w:latentStyles w:defLockedState="0" w:defUIPriority="99" w:defSemiHidden="0" w:defUnhideWhenUsed="0" w:defQFormat="0" w:count="376">
-    <w:lsdException w:name="Normal" w:uiPriority="0" w:qFormat="1"/>
-    <w:lsdException w:name="heading 1" w:uiPriority="9" w:qFormat="1"/>
-    <w:lsdException w:name="heading 2" w:semiHidden="1" w:uiPriority="9" w:unhideWhenUsed="1" w:qFormat="1"/>
-    <w:lsdException w:name="heading 3" w:semiHidden="1" w:uiPriority="9" w:unhideWhenUsed="1" w:qFormat="1"/>
-    <w:lsdException w:name="heading 4" w:semiHidden="1" w:uiPriority="9" w:unhideWhenUsed="1" w:qFormat="1"/>
-    <w:lsdException w:name="heading 5" w:semiHidden="1" w:uiPriority="9" w:unhideWhenUsed="1" w:qFormat="1"/>
-    <w:lsdException w:name="heading 6" w:semiHidden="1" w:uiPriority="9" w:unhideWhenUsed="1" w:qFormat="1"/>
-    <w:lsdException w:name="heading 7" w:semiHidden="1" w:uiPriority="9" w:unhideWhenUsed="1" w:qFormat="1"/>
-    <w:lsdException w:name="heading 8" w:semiHidden="1" w:uiPriority="9" w:unhideWhenUsed="1" w:qFormat="1"/>
-    <w:lsdException w:name="heading 9" w:semiHidden="1" w:uiPriority="9" w:unhideWhenUsed="1" w:qFormat="1"/>
-    <w:lsdException w:name="index 1" w:semiHidden="1" w:unhideWhenUsed="1"/>
-    <w:lsdException w:name="index 2" w:semiHidden="1" w:unhideWhenUsed="1"/>
-    <w:lsdException w:name="index 3" w:semiHidden="1" w:unhideWhenUsed="1"/>
-    <w:lsdException w:name="index 4" w:semiHidden="1" w:unhideWhenUsed="1"/>
-    <w:lsdException w:name="index 5" w:semiHidden="1" w:unhideWhenUsed="1"/>
-    <w:lsdException w:name="index 6" w:semiHidden="1" w:unhideWhenUsed="1"/>
-    <w:lsdException w:name="index 7" w:semiHidden="1" w:unhideWhenUsed="1"/>
-    <w:lsdException w:name="index 8" w:semiHidden="1" w:unhideWhenUsed="1"/>
-    <w:lsdException w:name="index 9" w:semiHidden="1" w:unhideWhenUsed="1"/>
-    <w:lsdException w:name="toc 1" w:semiHidden="1" w:uiPriority="39" w:unhideWhenUsed="1"/>
-    <w:lsdException w:name="toc 2" w:semiHidden="1" w:uiPriority="39" w:unhideWhenUsed="1"/>
-    <w:lsdException w:name="toc 3" w:semiHidden="1" w:uiPriority="39" w:unhideWhenUsed="1"/>
-    <w:lsdException w:name="toc 4" w:semiHidden="1" w:uiPriority="39" w:unhideWhenUsed="1"/>
-    <w:lsdException w:name="toc 5" w:semiHidden="1" w:uiPriority="39" w:unhideWhenUsed="1"/>
-    <w:lsdException w:name="toc 6" w:semiHidden="1" w:uiPriority="39" w:unhideWhenUsed="1"/>
-    <w:lsdException w:name="toc 7" w:semiHidden="1" w:uiPriority="39" w:unhideWhenUsed="1"/>
-    <w:lsdException w:name="toc 8" w:semiHidden="1" w:uiPriority="39" w:unhideWhenUsed="1"/>
-    <w:lsdException w:name="toc 9" w:semiHidden="1" w:uiPriority="39" w:unhideWhenUsed="1"/>
-    <w:lsdException w:name="Normal Indent" w:semiHidden="1" w:unhideWhenUsed="1"/>
-    <w:lsdException w:name="footnote text" w:semiHidden="1" w:unhideWhenUsed="1"/>
-    <w:lsdException w:name="annotation text" w:semiHidden="1" w:unhideWhenUsed="1"/>
-    <w:lsdException w:name="header" w:semiHidden="1" w:unhideWhenUsed="1"/>
-    <w:lsdException w:name="footer" w:semiHidden="1" w:unhideWhenUsed="1"/>
-    <w:lsdException w:name="index heading" w:semiHidden="1" w:unhideWhenUsed="1"/>
-    <w:lsdException w:name="caption" w:semiHidden="1" w:uiPriority="35" w:unhideWhenUsed="1" w:qFormat="1"/>
-    <w:lsdException w:name="table of figures" w:semiHidden="1" w:unhideWhenUsed="1"/>
-    <w:lsdException w:name="envelope address" w:semiHidden="1" w:unhideWhenUsed="1"/>
-    <w:lsdException w:name="envelope return" w:semiHidden="1" w:unhideWhenUsed="1"/>
-    <w:lsdException w:name="footnote reference" w:semiHidden="1" w:unhideWhenUsed="1"/>
-    <w:lsdException w:name="annotation reference" w:semiHidden="1" w:unhideWhenUsed="1"/>
-    <w:lsdException w:name="line number" w:semiHidden="1" w:unhideWhenUsed="1"/>
-    <w:lsdException w:name="page number" w:semiHidden="1" w:unhideWhenUsed="1"/>
-    <w:lsdException w:name="endnote reference" w:semiHidden="1" w:unhideWhenUsed="1"/>
-    <w:lsdException w:name="endnote text" w:semiHidden="1" w:unhideWhenUsed="1"/>
-    <w:lsdException w:name="table of authorities" w:semiHidden="1" w:unhideWhenUsed="1"/>
-    <w:lsdException w:name="macro" w:semiHidden="1" w:unhideWhenUsed="1"/>
-    <w:lsdException w:name="toa heading" w:semiHidden="1" w:unhideWhenUsed="1"/>
-    <w:lsdException w:name="List" w:semiHidden="1" w:unhideWhenUsed="1"/>
-    <w:lsdException w:name="List Bullet" w:semiHidden="1" w:unhideWhenUsed="1"/>
-    <w:lsdException w:name="List Number" w:semiHidden="1" w:unhideWhenUsed="1"/>
-    <w:lsdException w:name="List 2" w:semiHidden="1" w:unhideWhenUsed="1"/>
-    <w:lsdException w:name="List 3" w:semiHidden="1" w:unhideWhenUsed="1"/>
-    <w:lsdException w:name="List 4" w:semiHidden="1" w:unhideWhenUsed="1"/>
-    <w:lsdException w:name="List 5" w:semiHidden="1" w:unhideWhenUsed="1"/>
-    <w:lsdException w:name="List Bullet 2" w:semiHidden="1" w:unhideWhenUsed="1"/>
-    <w:lsdException w:name="List Bullet 3" w:semiHidden="1" w:unhideWhenUsed="1"/>
-    <w:lsdException w:name="List Bullet 4" w:semiHidden="1" w:unhideWhenUsed="1"/>
-    <w:lsdException w:name="List Bullet 5" w:semiHidden="1" w:unhideWhenUsed="1"/>
-    <w:lsdException w:name="List Number 2" w:semiHidden="1" w:unhideWhenUsed="1"/>
-    <w:lsdException w:name="List Number 3" w:semiHidden="1" w:unhideWhenUsed="1"/>
-    <w:lsdException w:name="List Number 4" w:semiHidden="1" w:unhideWhenUsed="1"/>
-    <w:lsdException w:name="List Number 5" w:semiHidden="1" w:unhideWhenUsed="1"/>
-    <w:lsdException w:name="Title" w:uiPriority="10" w:qFormat="1"/>
-    <w:lsdException w:name="Closing" w:semiHidden="1" w:unhideWhenUsed="1"/>
-    <w:lsdException w:name="Signature" w:semiHidden="1" w:unhideWhenUsed="1"/>
-    <w:lsdException w:name="Default Paragraph Font" w:semiHidden="1" w:uiPriority="1" w:unhideWhenUsed="1"/>
-    <w:lsdException w:name="Body Text" w:semiHidden="1" w:unhideWhenUsed="1"/>
-    <w:lsdException w:name="Body Text Indent" w:semiHidden="1" w:unhideWhenUsed="1"/>
-    <w:lsdException w:name="List Continue" w:semiHidden="1" w:unhideWhenUsed="1"/>
-    <w:lsdException w:name="List Continue 2" w:semiHidden="1" w:unhideWhenUsed="1"/>
-    <w:lsdException w:name="List Continue 3" w:semiHidden="1" w:unhideWhenUsed="1"/>
-    <w:lsdException w:name="List Continue 4" w:semiHidden="1" w:unhideWhenUsed="1"/>
-    <w:lsdException w:name="List Continue 5" w:semiHidden="1" w:unhideWhenUsed="1"/>
-    <w:lsdException w:name="Message Header" w:semiHidden="1" w:unhideWhenUsed="1"/>
-    <w:lsdException w:name="Subtitle" w:uiPriority="11" w:qFormat="1"/>
-    <w:lsdException w:name="Salutation" w:semiHidden="1" w:unhideWhenUsed="1"/>
-    <w:lsdException w:name="Date" w:semiHidden="1" w:unhideWhenUsed="1"/>
-    <w:lsdException w:name="Body Text First Indent" w:semiHidden="1" w:unhideWhenUsed="1"/>
-    <w:lsdException w:name="Body Text First Indent 2" w:semiHidden="1" w:unhideWhenUsed="1"/>
-    <w:lsdException w:name="Note Heading" w:semiHidden="1" w:unhideWhenUsed="1"/>
-    <w:lsdException w:name="Body Text 2" w:semiHidden="1" w:unhideWhenUsed="1"/>
-    <w:lsdException w:name="Body Text 3" w:semiHidden="1" w:unhideWhenUsed="1"/>
-    <w:lsdException w:name="Body Text Indent 2" w:semiHidden="1" w:unhideWhenUsed="1"/>
-    <w:lsdException w:name="Body Text Indent 3" w:semiHidden="1" w:unhideWhenUsed="1"/>
-    <w:lsdException w:name="Block Text" w:semiHidden="1" w:unhideWhenUsed="1"/>
-    <w:lsdException w:name="Hyperlink" w:semiHidden="1" w:unhideWhenUsed="1"/>
-    <w:lsdException w:name="FollowedHyperlink" w:semiHidden="1" w:unhideWhenUsed="1"/>
-    <w:lsdException w:name="Strong" w:uiPriority="22" w:qFormat="1"/>
-    <w:lsdException w:name="Emphasis" w:uiPriority="20" w:qFormat="1"/>
-    <w:lsdException w:name="Document Map" w:semiHidden="1" w:unhideWhenUsed="1"/>
-    <w:lsdException w:name="Plain Text" w:semiHidden="1" w:unhideWhenUsed="1"/>
-    <w:lsdException w:name="E-mail Signature" w:semiHidden="1" w:unhideWhenUsed="1"/>
-    <w:lsdException w:name="HTML Top of Form" w:semiHidden="1" w:unhideWhenUsed="1"/>
-    <w:lsdException w:name="HTML Bottom of Form" w:semiHidden="1" w:unhideWhenUsed="1"/>
-    <w:lsdException w:name="Normal (Web)" w:semiHidden="1" w:unhideWhenUsed="1"/>
-    <w:lsdException w:name="HTML Acronym" w:semiHidden="1" w:unhideWhenUsed="1"/>
-    <w:lsdException w:name="HTML Address" w:semiHidden="1" w:unhideWhenUsed="1"/>
-    <w:lsdException w:name="HTML Cite" w:semiHidden="1" w:unhideWhenUsed="1"/>
-    <w:lsdException w:name="HTML Code" w:semiHidden="1" w:unhideWhenUsed="1"/>
-    <w:lsdException w:name="HTML Definition" w:semiHidden="1" w:unhideWhenUsed="1"/>
-    <w:lsdException w:name="HTML Keyboard" w:semiHidden="1" w:unhideWhenUsed="1"/>
-    <w:lsdException w:name="HTML Preformatted" w:semiHidden="1" w:unhideWhenUsed="1"/>
-    <w:lsdException w:name="HTML Sample" w:semiHidden="1" w:unhideWhenUsed="1"/>
-    <w:lsdException w:name="HTML Typewriter" w:semiHidden="1" w:unhideWhenUsed="1"/>
-    <w:lsdException w:name="HTML Variable" w:semiHidden="1" w:unhideWhenUsed="1"/>
-    <w:lsdException w:name="Normal Table" w:semiHidden="1" w:unhideWhenUsed="1"/>
-    <w:lsdException w:name="annotation subject" w:semiHidden="1" w:unhideWhenUsed="1"/>
-    <w:lsdException w:name="No List" w:semiHidden="1" w:unhideWhenUsed="1"/>
-    <w:lsdException w:name="Outline List 1" w:semiHidden="1" w:unhideWhenUsed="1"/>
-    <w:lsdException w:name="Outline List 2" w:semiHidden="1" w:unhideWhenUsed="1"/>
-    <w:lsdException w:name="Outline List 3" w:semiHidden="1" w:unhideWhenUsed="1"/>
-    <w:lsdException w:name="Table Simple 1" w:semiHidden="1" w:unhideWhenUsed="1"/>
-    <w:lsdException w:name="Table Simple 2" w:semiHidden="1" w:unhideWhenUsed="1"/>
-    <w:lsdException w:name="Table Simple 3" w:semiHidden="1" w:unhideWhenUsed="1"/>
-    <w:lsdException w:name="Table Classic 1" w:semiHidden="1" w:unhideWhenUsed="1"/>
-    <w:lsdException w:name="Table Classic 2" w:semiHidden="1" w:unhideWhenUsed="1"/>
-    <w:lsdException w:name="Table Classic 3" w:semiHidden="1" w:unhideWhenUsed="1"/>
-    <w:lsdException w:name="Table Classic 4" w:semiHidden="1" w:unhideWhenUsed="1"/>
-    <w:lsdException w:name="Table Colorful 1" w:semiHidden="1" w:unhideWhenUsed="1"/>
-    <w:lsdException w:name="Table Colorful 2" w:semiHidden="1" w:unhideWhenUsed="1"/>
-    <w:lsdException w:name="Table Colorful 3" w:semiHidden="1" w:unhideWhenUsed="1"/>
-    <w:lsdException w:name="Table Columns 1" w:semiHidden="1" w:unhideWhenUsed="1"/>
-    <w:lsdException w:name="Table Columns 2" w:semiHidden="1" w:unhideWhenUsed="1"/>
-    <w:lsdException w:name="Table Columns 3" w:semiHidden="1" w:unhideWhenUsed="1"/>
-    <w:lsdException w:name="Table Columns 4" w:semiHidden="1" w:unhideWhenUsed="1"/>
-    <w:lsdException w:name="Table Columns 5" w:semiHidden="1" w:unhideWhenUsed="1"/>
-    <w:lsdException w:name="Table Grid 1" w:semiHidden="1" w:unhideWhenUsed="1"/>
-    <w:lsdException w:name="Table Grid 2" w:semiHidden="1" w:unhideWhenUsed="1"/>
-    <w:lsdException w:name="Table Grid 3" w:semiHidden="1" w:unhideWhenUsed="1"/>
-    <w:lsdException w:name="Table Grid 4" w:semiHidden="1" w:unhideWhenUsed="1"/>
-    <w:lsdException w:name="Table Grid 5" w:semiHidden="1" w:unhideWhenUsed="1"/>
-    <w:lsdException w:name="Table Grid 6" w:semiHidden="1" w:unhideWhenUsed="1"/>
-    <w:lsdException w:name="Table Grid 7" w:semiHidden="1" w:unhideWhenUsed="1"/>
-    <w:lsdException w:name="Table Grid 8" w:semiHidden="1" w:unhideWhenUsed="1"/>
-    <w:lsdException w:name="Table List 1" w:semiHidden="1" w:unhideWhenUsed="1"/>
-    <w:lsdException w:name="Table List 2" w:semiHidden="1" w:unhideWhenUsed="1"/>
-    <w:lsdException w:name="Table List 3" w:semiHidden="1" w:unhideWhenUsed="1"/>
-    <w:lsdException w:name="Table List 4" w:semiHidden="1" w:unhideWhenUsed="1"/>
-    <w:lsdException w:name="Table List 5" w:semiHidden="1" w:unhideWhenUsed="1"/>
-    <w:lsdException w:name="Table List 6" w:semiHidden="1" w:unhideWhenUsed="1"/>
-    <w:lsdException w:name="Table List 7" w:semiHidden="1" w:unhideWhenUsed="1"/>
-    <w:lsdException w:name="Table List 8" w:semiHidden="1" w:unhideWhenUsed="1"/>
-    <w:lsdException w:name="Table 3D effects 1" w:semiHidden="1" w:unhideWhenUsed="1"/>
-    <w:lsdException w:name="Table 3D effects 2" w:semiHidden="1" w:unhideWhenUsed="1"/>
-    <w:lsdException w:name="Table 3D effects 3" w:semiHidden="1" w:unhideWhenUsed="1"/>
-    <w:lsdException w:name="Table Contemporary" w:semiHidden="1" w:unhideWhenUsed="1"/>
-    <w:lsdException w:name="Table Elegant" w:semiHidden="1" w:unhideWhenUsed="1"/>
-    <w:lsdException w:name="Table Professional" w:semiHidden="1" w:unhideWhenUsed="1"/>
-    <w:lsdException w:name="Table Subtle 1" w:semiHidden="1" w:unhideWhenUsed="1"/>
-    <w:lsdException w:name="Table Subtle 2" w:semiHidden="1" w:unhideWhenUsed="1"/>
-    <w:lsdException w:name="Table Web 1" w:semiHidden="1" w:unhideWhenUsed="1"/>
-    <w:lsdException w:name="Table Web 2" w:semiHidden="1" w:unhideWhenUsed="1"/>
-    <w:lsdException w:name="Table Web 3" w:semiHidden="1" w:unhideWhenUsed="1"/>
-    <w:lsdException w:name="Balloon Text" w:semiHidden="1" w:unhideWhenUsed="1"/>
-    <w:lsdException w:name="Table Grid" w:uiPriority="39"/>
-    <w:lsdException w:name="Table Theme" w:semiHidden="1" w:unhideWhenUsed="1"/>
-    <w:lsdException w:name="Placeholder Text" w:semiHidden="1"/>
-    <w:lsdException w:name="No Spacing" w:uiPriority="1" w:qFormat="1"/>
-    <w:lsdException w:name="Light Shading" w:uiPriority="60"/>
-    <w:lsdException w:name="Light List" w:uiPriority="61"/>
-    <w:lsdException w:name="Light Grid" w:uiPriority="62"/>
-    <w:lsdException w:name="Medium Shading 1" w:uiPriority="63"/>
-    <w:lsdException w:name="Medium Shading 2" w:uiPriority="64"/>
-    <w:lsdException w:name="Medium List 1" w:uiPriority="65"/>
-    <w:lsdException w:name="Medium List 2" w:uiPriority="66"/>
-    <w:lsdException w:name="Medium Grid 1" w:uiPriority="67"/>
-    <w:lsdException w:name="Medium Grid 2" w:uiPriority="68"/>
-    <w:lsdException w:name="Medium Grid 3" w:uiPriority="69"/>
-    <w:lsdException w:name="Dark List" w:uiPriority="70"/>
-    <w:lsdException w:name="Colorful Shading" w:uiPriority="71"/>
-    <w:lsdException w:name="Colorful List" w:uiPriority="72"/>
-    <w:lsdException w:name="Colorful Grid" w:uiPriority="73"/>
-    <w:lsdException w:name="Light Shading Accent 1" w:uiPriority="60"/>
-    <w:lsdException w:name="Light List Accent 1" w:uiPriority="61"/>
-    <w:lsdException w:name="Light Grid Accent 1" w:uiPriority="62"/>
-    <w:lsdException w:name="Medium Shading 1 Accent 1" w:uiPriority="63"/>
-    <w:lsdException w:name="Medium Shading 2 Accent 1" w:uiPriority="64"/>
-    <w:lsdException w:name="Medium List 1 Accent 1" w:uiPriority="65"/>
-    <w:lsdException w:name="Revision" w:semiHidden="1"/>
-    <w:lsdException w:name="List Paragraph" w:uiPriority="34" w:qFormat="1"/>
-    <w:lsdException w:name="Quote" w:uiPriority="29" w:qFormat="1"/>
-    <w:lsdException w:name="Intense Quote" w:uiPriority="30" w:qFormat="1"/>
-    <w:lsdException w:name="Medium List 2 Accent 1" w:uiPriority="66"/>
-    <w:lsdException w:name="Medium Grid 1 Accent 1" w:uiPriority="67"/>
-    <w:lsdException w:name="Medium Grid 2 Accent 1" w:uiPriority="68"/>
-    <w:lsdException w:name="Medium Grid 3 Accent 1" w:uiPriority="69"/>
-    <w:lsdException w:name="Dark List Accent 1" w:uiPriority="70"/>
-    <w:lsdException w:name="Colorful Shading Accent 1" w:uiPriority="71"/>
-    <w:lsdException w:name="Colorful List Accent 1" w:uiPriority="72"/>
-    <w:lsdException w:name="Colorful Grid Accent 1" w:uiPriority="73"/>
-    <w:lsdException w:name="Light Shading Accent 2" w:uiPriority="60"/>
-    <w:lsdException w:name="Light List Accent 2" w:uiPriority="61"/>
-    <w:lsdException w:name="Light Grid Accent 2" w:uiPriority="62"/>
-    <w:lsdException w:name="Medium Shading 1 Accent 2" w:uiPriority="63"/>
-    <w:lsdException w:name="Medium Shading 2 Accent 2" w:uiPriority="64"/>
-    <w:lsdException w:name="Medium List 1 Accent 2" w:uiPriority="65"/>
-    <w:lsdException w:name="Medium List 2 Accent 2" w:uiPriority="66"/>
-    <w:lsdException w:name="Medium Grid 1 Accent 2" w:uiPriority="67"/>
-    <w:lsdException w:name="Medium Grid 2 Accent 2" w:uiPriority="68"/>
-    <w:lsdException w:name="Medium Grid 3 Accent 2" w:uiPriority="69"/>
-    <w:lsdException w:name="Dark List Accent 2" w:uiPriority="70"/>
-    <w:lsdException w:name="Colorful Shading Accent 2" w:uiPriority="71"/>
-    <w:lsdException w:name="Colorful List Accent 2" w:uiPriority="72"/>
-    <w:lsdException w:name="Colorful Grid Accent 2" w:uiPriority="73"/>
-    <w:lsdException w:name="Light Shading Accent 3" w:uiPriority="60"/>
-    <w:lsdException w:name="Light List Accent 3" w:uiPriority="61"/>
-    <w:lsdException w:name="Light Grid Accent 3" w:uiPriority="62"/>
-    <w:lsdException w:name="Medium Shading 1 Accent 3" w:uiPriority="63"/>
-    <w:lsdException w:name="Medium Shading 2 Accent 3" w:uiPriority="64"/>
-    <w:lsdException w:name="Medium List 1 Accent 3" w:uiPriority="65"/>
-    <w:lsdException w:name="Medium List 2 Accent 3" w:uiPriority="66"/>
-    <w:lsdException w:name="Medium Grid 1 Accent 3" w:uiPriority="67"/>
-    <w:lsdException w:name="Medium Grid 2 Accent 3" w:uiPriority="68"/>
-    <w:lsdException w:name="Medium Grid 3 Accent 3" w:uiPriority="69"/>
-    <w:lsdException w:name="Dark List Accent 3" w:uiPriority="70"/>
-    <w:lsdException w:name="Colorful Shading Accent 3" w:uiPriority="71"/>
-    <w:lsdException w:name="Colorful List Accent 3" w:uiPriority="72"/>
-    <w:lsdException w:name="Colorful Grid Accent 3" w:uiPriority="73"/>
-    <w:lsdException w:name="Light Shading Accent 4" w:uiPriority="60"/>
-    <w:lsdException w:name="Light List Accent 4" w:uiPriority="61"/>
-    <w:lsdException w:name="Light Grid Accent 4" w:uiPriority="62"/>
-    <w:lsdException w:name="Medium Shading 1 Accent 4" w:uiPriority="63"/>
-    <w:lsdException w:name="Medium Shading 2 Accent 4" w:uiPriority="64"/>
-    <w:lsdException w:name="Medium List 1 Accent 4" w:uiPriority="65"/>
-    <w:lsdException w:name="Medium List 2 Accent 4" w:uiPriority="66"/>
-    <w:lsdException w:name="Medium Grid 1 Accent 4" w:uiPriority="67"/>
-    <w:lsdException w:name="Medium Grid 2 Accent 4" w:uiPriority="68"/>
-    <w:lsdException w:name="Medium Grid 3 Accent 4" w:uiPriority="69"/>
-    <w:lsdException w:name="Dark List Accent 4" w:uiPriority="70"/>
-    <w:lsdException w:name="Colorful Shading Accent 4" w:uiPriority="71"/>
-    <w:lsdException w:name="Colorful List Accent 4" w:uiPriority="72"/>
-    <w:lsdException w:name="Colorful Grid Accent 4" w:uiPriority="73"/>
-    <w:lsdException w:name="Light Shading Accent 5" w:uiPriority="60"/>
-    <w:lsdException w:name="Light List Accent 5" w:uiPriority="61"/>
-    <w:lsdException w:name="Light Grid Accent 5" w:uiPriority="62"/>
-    <w:lsdException w:name="Medium Shading 1 Accent 5" w:uiPriority="63"/>
-    <w:lsdException w:name="Medium Shading 2 Accent 5" w:uiPriority="64"/>
-    <w:lsdException w:name="Medium List 1 Accent 5" w:uiPriority="65"/>
-    <w:lsdException w:name="Medium List 2 Accent 5" w:uiPriority="66"/>
-    <w:lsdException w:name="Medium Grid 1 Accent 5" w:uiPriority="67"/>
-    <w:lsdException w:name="Medium Grid 2 Accent 5" w:uiPriority="68"/>
-    <w:lsdException w:name="Medium Grid 3 Accent 5" w:uiPriority="69"/>
-    <w:lsdException w:name="Dark List Accent 5" w:uiPriority="70"/>
-    <w:lsdException w:name="Colorful Shading Accent 5" w:uiPriority="71"/>
-    <w:lsdException w:name="Colorful List Accent 5" w:uiPriority="72"/>
-    <w:lsdException w:name="Colorful Grid Accent 5" w:uiPriority="73"/>
-    <w:lsdException w:name="Light Shading Accent 6" w:uiPriority="60"/>
-    <w:lsdException w:name="Light List Accent 6" w:uiPriority="61"/>
-    <w:lsdException w:name="Light Grid Accent 6" w:uiPriority="62"/>
-    <w:lsdException w:name="Medium Shading 1 Accent 6" w:uiPriority="63"/>
-    <w:lsdException w:name="Medium Shading 2 Accent 6" w:uiPriority="64"/>
-    <w:lsdException w:name="Medium List 1 Accent 6" w:uiPriority="65"/>
-    <w:lsdException w:name="Medium List 2 Accent 6" w:uiPriority="66"/>
-    <w:lsdException w:name="Medium Grid 1 Accent 6" w:uiPriority="67"/>
-    <w:lsdException w:name="Medium Grid 2 Accent 6" w:uiPriority="68"/>
-    <w:lsdException w:name="Medium Grid 3 Accent 6" w:uiPriority="69"/>
-    <w:lsdException w:name="Dark List Accent 6" w:uiPriority="70"/>
-    <w:lsdException w:name="Colorful Shading Accent 6" w:uiPriority="71"/>
-    <w:lsdException w:name="Colorful List Accent 6" w:uiPriority="72"/>
-    <w:lsdException w:name="Colorful Grid Accent 6" w:uiPriority="73"/>
-    <w:lsdException w:name="Subtle Emphasis" w:uiPriority="19" w:qFormat="1"/>
-    <w:lsdException w:name="Intense Emphasis" w:uiPriority="21" w:qFormat="1"/>
-    <w:lsdException w:name="Subtle Reference" w:uiPriority="31" w:qFormat="1"/>
-    <w:lsdException w:name="Intense Reference" w:uiPriority="32" w:qFormat="1"/>
-    <w:lsdException w:name="Book Title" w:uiPriority="33" w:qFormat="1"/>
-    <w:lsdException w:name="Bibliography" w:semiHidden="1" w:uiPriority="37" w:unhideWhenUsed="1"/>
-    <w:lsdException w:name="TOC Heading" w:semiHidden="1" w:uiPriority="39" w:unhideWhenUsed="1" w:qFormat="1"/>
-    <w:lsdException w:name="Plain Table 1" w:uiPriority="41"/>
-    <w:lsdException w:name="Plain Table 2" w:uiPriority="42"/>
-    <w:lsdException w:name="Plain Table 3" w:uiPriority="43"/>
-    <w:lsdException w:name="Plain Table 4" w:uiPriority="44"/>
-    <w:lsdException w:name="Plain Table 5" w:uiPriority="45"/>
-    <w:lsdException w:name="Grid Table Light" w:uiPriority="40"/>
-    <w:lsdException w:name="Grid Table 1 Light" w:uiPriority="46"/>
-    <w:lsdException w:name="Grid Table 2" w:uiPriority="47"/>
-    <w:lsdException w:name="Grid Table 3" w:uiPriority="48"/>
-    <w:lsdException w:name="Grid Table 4" w:uiPriority="49"/>
-    <w:lsdException w:name="Grid Table 5 Dark" w:uiPriority="50"/>
-    <w:lsdException w:name="Grid Table 6 Colorful" w:uiPriority="51"/>
-    <w:lsdException w:name="Grid Table 7 Colorful" w:uiPriority="52"/>
-    <w:lsdException w:name="Grid Table 1 Light Accent 1" w:uiPriority="46"/>
-    <w:lsdException w:name="Grid Table 2 Accent 1" w:uiPriority="47"/>
-    <w:lsdException w:name="Grid Table 3 Accent 1" w:uiPriority="48"/>
-    <w:lsdException w:name="Grid Table 4 Accent 1" w:uiPriority="49"/>
-    <w:lsdException w:name="Grid Table 5 Dark Accent 1" w:uiPriority="50"/>
-    <w:lsdException w:name="Grid Table 6 Colorful Accent 1" w:uiPriority="51"/>
-    <w:lsdException w:name="Grid Table 7 Colorful Accent 1" w:uiPriority="52"/>
-    <w:lsdException w:name="Grid Table 1 Light Accent 2" w:uiPriority="46"/>
-    <w:lsdException w:name="Grid Table 2 Accent 2" w:uiPriority="47"/>
-    <w:lsdException w:name="Grid Table 3 Accent 2" w:uiPriority="48"/>
-    <w:lsdException w:name="Grid Table 4 Accent 2" w:uiPriority="49"/>
-    <w:lsdException w:name="Grid Table 5 Dark Accent 2" w:uiPriority="50"/>
-    <w:lsdException w:name="Grid Table 6 Colorful Accent 2" w:uiPriority="51"/>
-    <w:lsdException w:name="Grid Table 7 Colorful Accent 2" w:uiPriority="52"/>
-    <w:lsdException w:name="Grid Table 1 Light Accent 3" w:uiPriority="46"/>
-    <w:lsdException w:name="Grid Table 2 Accent 3" w:uiPriority="47"/>
-    <w:lsdException w:name="Grid Table 3 Accent 3" w:uiPriority="48"/>
-    <w:lsdException w:name="Grid Table 4 Accent 3" w:uiPriority="49"/>
-    <w:lsdException w:name="Grid Table 5 Dark Accent 3" w:uiPriority="50"/>
-    <w:lsdException w:name="Grid Table 6 Colorful Accent 3" w:uiPriority="51"/>
-    <w:lsdException w:name="Grid Table 7 Colorful Accent 3" w:uiPriority="52"/>
-    <w:lsdException w:name="Grid Table 1 Light Accent 4" w:uiPriority="46"/>
-    <w:lsdException w:name="Grid Table 2 Accent 4" w:uiPriority="47"/>
-    <w:lsdException w:name="Grid Table 3 Accent 4" w:uiPriority="48"/>
-    <w:lsdException w:name="Grid Table 4 Accent 4" w:uiPriority="49"/>
-    <w:lsdException w:name="Grid Table 5 Dark Accent 4" w:uiPriority="50"/>
-    <w:lsdException w:name="Grid Table 6 Colorful Accent 4" w:uiPriority="51"/>
-    <w:lsdException w:name="Grid Table 7 Colorful Accent 4" w:uiPriority="52"/>
-    <w:lsdException w:name="Grid Table 1 Light Accent 5" w:uiPriority="46"/>
-    <w:lsdException w:name="Grid Table 2 Accent 5" w:uiPriority="47"/>
-    <w:lsdException w:name="Grid Table 3 Accent 5" w:uiPriority="48"/>
-    <w:lsdException w:name="Grid Table 4 Accent 5" w:uiPriority="49"/>
-    <w:lsdException w:name="Grid Table 5 Dark Accent 5" w:uiPriority="50"/>
-    <w:lsdException w:name="Grid Table 6 Colorful Accent 5" w:uiPriority="51"/>
-    <w:lsdException w:name="Grid Table 7 Colorful Accent 5" w:uiPriority="52"/>
-    <w:lsdException w:name="Grid Table 1 Light Accent 6" w:uiPriority="46"/>
-    <w:lsdException w:name="Grid Table 2 Accent 6" w:uiPriority="47"/>
-    <w:lsdException w:name="Grid Table 3 Accent 6" w:uiPriority="48"/>
-    <w:lsdException w:name="Grid Table 4 Accent 6" w:uiPriority="49"/>
-    <w:lsdException w:name="Grid Table 5 Dark Accent 6" w:uiPriority="50"/>
-    <w:lsdException w:name="Grid Table 6 Colorful Accent 6" w:uiPriority="51"/>
-    <w:lsdException w:name="Grid Table 7 Colorful Accent 6" w:uiPriority="52"/>
-    <w:lsdException w:name="List Table 1 Light" w:uiPriority="46"/>
-    <w:lsdException w:name="List Table 2" w:uiPriority="47"/>
-    <w:lsdException w:name="List Table 3" w:uiPriority="48"/>
-    <w:lsdException w:name="List Table 4" w:uiPriority="49"/>
-    <w:lsdException w:name="List Table 5 Dark" w:uiPriority="50"/>
-    <w:lsdException w:name="List Table 6 Colorful" w:uiPriority="51"/>
-    <w:lsdException w:name="List Table 7 Colorful" w:uiPriority="52"/>
-    <w:lsdException w:name="List Table 1 Light Accent 1" w:uiPriority="46"/>
-    <w:lsdException w:name="List Table 2 Accent 1" w:uiPriority="47"/>
-    <w:lsdException w:name="List Table 3 Accent 1" w:uiPriority="48"/>
-    <w:lsdException w:name="List Table 4 Accent 1" w:uiPriority="49"/>
-    <w:lsdException w:name="List Table 5 Dark Accent 1" w:uiPriority="50"/>
-    <w:lsdException w:name="List Table 6 Colorful Accent 1" w:uiPriority="51"/>
-    <w:lsdException w:name="List Table 7 Colorful Accent 1" w:uiPriority="52"/>
-    <w:lsdException w:name="List Table 1 Light Accent 2" w:uiPriority="46"/>
-    <w:lsdException w:name="List Table 2 Accent 2" w:uiPriority="47"/>
-    <w:lsdException w:name="List Table 3 Accent 2" w:uiPriority="48"/>
-    <w:lsdException w:name="List Table 4 Accent 2" w:uiPriority="49"/>
-    <w:lsdException w:name="List Table 5 Dark Accent 2" w:uiPriority="50"/>
-    <w:lsdException w:name="List Table 6 Colorful Accent 2" w:uiPriority="51"/>
-    <w:lsdException w:name="List Table 7 Colorful Accent 2" w:uiPriority="52"/>
-    <w:lsdException w:name="List Table 1 Light Accent 3" w:uiPriority="46"/>
-    <w:lsdException w:name="List Table 2 Accent 3" w:uiPriority="47"/>
-    <w:lsdException w:name="List Table 3 Accent 3" w:uiPriority="48"/>
-    <w:lsdException w:name="List Table 4 Accent 3" w:uiPriority="49"/>
-    <w:lsdException w:name="List Table 5 Dark Accent 3" w:uiPriority="50"/>
-    <w:lsdException w:name="List Table 6 Colorful Accent 3" w:uiPriority="51"/>
-    <w:lsdException w:name="List Table 7 Colorful Accent 3" w:uiPriority="52"/>
-    <w:lsdException w:name="List Table 1 Light Accent 4" w:uiPriority="46"/>
-    <w:lsdException w:name="List Table 2 Accent 4" w:uiPriority="47"/>
-    <w:lsdException w:name="List Table 3 Accent 4" w:uiPriority="48"/>
-    <w:lsdException w:name="List Table 4 Accent 4" w:uiPriority="49"/>
-    <w:lsdException w:name="List Table 5 Dark Accent 4" w:uiPriority="50"/>
-    <w:lsdException w:name="List Table 6 Colorful Accent 4" w:uiPriority="51"/>
-    <w:lsdException w:name="List Table 7 Colorful Accent 4" w:uiPriority="52"/>
-    <w:lsdException w:name="List Table 1 Light Accent 5" w:uiPriority="46"/>
-    <w:lsdException w:name="List Table 2 Accent 5" w:uiPriority="47"/>
-    <w:lsdException w:name="List Table 3 Accent 5" w:uiPriority="48"/>
-    <w:lsdException w:name="List Table 4 Accent 5" w:uiPriority="49"/>
-    <w:lsdException w:name="List Table 5 Dark Accent 5" w:uiPriority="50"/>
-    <w:lsdException w:name="List Table 6 Colorful Accent 5" w:uiPriority="51"/>
-    <w:lsdException w:name="List Table 7 Colorful Accent 5" w:uiPriority="52"/>
-    <w:lsdException w:name="List Table 1 Light Accent 6" w:uiPriority="46"/>
-    <w:lsdException w:name="List Table 2 Accent 6" w:uiPriority="47"/>
-    <w:lsdException w:name="List Table 3 Accent 6" w:uiPriority="48"/>
-    <w:lsdException w:name="List Table 4 Accent 6" w:uiPriority="49"/>
-    <w:lsdException w:name="List Table 5 Dark Accent 6" w:uiPriority="50"/>
-    <w:lsdException w:name="List Table 6 Colorful Accent 6" w:uiPriority="51"/>
-    <w:lsdException w:name="List Table 7 Colorful Accent 6" w:uiPriority="52"/>
-    <w:lsdException w:name="Mention" w:semiHidden="1" w:unhideWhenUsed="1"/>
-    <w:lsdException w:name="Smart Hyperlink" w:semiHidden="1" w:unhideWhenUsed="1"/>
-    <w:lsdException w:name="Hashtag" w:semiHidden="1" w:unhideWhenUsed="1"/>
-    <w:lsdException w:name="Unresolved Mention" w:semiHidden="1" w:unhideWhenUsed="1"/>
-    <w:lsdException w:name="Smart Link" w:semiHidden="1" w:unhideWhenUsed="1"/>
+  <w:latentStyles w:defLockedState="0" w:defUIPriority="99" w:defSemiHidden="1" w:defUnhideWhenUsed="1" w:defQFormat="0" w:count="267">
+    <w:lsdException w:name="Normal" w:semiHidden="0" w:uiPriority="0" w:unhideWhenUsed="0" w:qFormat="1"/>
+    <w:lsdException w:name="heading 1" w:semiHidden="0" w:uiPriority="9" w:unhideWhenUsed="0" w:qFormat="1"/>
+    <w:lsdException w:name="heading 2" w:uiPriority="9" w:qFormat="1"/>
+    <w:lsdException w:name="heading 3" w:uiPriority="9" w:qFormat="1"/>
+    <w:lsdException w:name="heading 4" w:uiPriority="9" w:qFormat="1"/>
+    <w:lsdException w:name="heading 5" w:uiPriority="9" w:qFormat="1"/>
+    <w:lsdException w:name="heading 6" w:uiPriority="9" w:qFormat="1"/>
+    <w:lsdException w:name="heading 7" w:uiPriority="9" w:qFormat="1"/>
+    <w:lsdException w:name="heading 8" w:uiPriority="9" w:qFormat="1"/>
+    <w:lsdException w:name="heading 9" w:uiPriority="9" w:qFormat="1"/>
+    <w:lsdException w:name="toc 1" w:uiPriority="39"/>
+    <w:lsdException w:name="toc 2" w:uiPriority="39"/>
+    <w:lsdException w:name="toc 3" w:uiPriority="39"/>
+    <w:lsdException w:name="toc 4" w:uiPriority="39"/>
+    <w:lsdException w:name="toc 5" w:uiPriority="39"/>
+    <w:lsdException w:name="toc 6" w:uiPriority="39"/>
+    <w:lsdException w:name="toc 7" w:uiPriority="39"/>
+    <w:lsdException w:name="toc 8" w:uiPriority="39"/>
+    <w:lsdException w:name="toc 9" w:uiPriority="39"/>
+    <w:lsdException w:name="caption" w:uiPriority="35" w:qFormat="1"/>
+    <w:lsdException w:name="Title" w:semiHidden="0" w:uiPriority="10" w:unhideWhenUsed="0" w:qFormat="1"/>
+    <w:lsdException w:name="Default Paragraph Font" w:uiPriority="1"/>
+    <w:lsdException w:name="Subtitle" w:semiHidden="0" w:uiPriority="11" w:unhideWhenUsed="0" w:qFormat="1"/>
+    <w:lsdException w:name="Strong" w:semiHidden="0" w:uiPriority="22" w:unhideWhenUsed="0" w:qFormat="1"/>
+    <w:lsdException w:name="Emphasis" w:semiHidden="0" w:uiPriority="20" w:unhideWhenUsed="0" w:qFormat="1"/>
+    <w:lsdException w:name="Table Grid" w:semiHidden="0" w:uiPriority="39" w:unhideWhenUsed="0"/>
+    <w:lsdException w:name="Placeholder Text" w:unhideWhenUsed="0"/>
+    <w:lsdException w:name="No Spacing" w:semiHidden="0" w:uiPriority="1" w:unhideWhenUsed="0" w:qFormat="1"/>
+    <w:lsdException w:name="Light Shading" w:semiHidden="0" w:uiPriority="60" w:unhideWhenUsed="0"/>
+    <w:lsdException w:name="Light List" w:semiHidden="0" w:uiPriority="61" w:unhideWhenUsed="0"/>
+    <w:lsdException w:name="Light Grid" w:semiHidden="0" w:uiPriority="62" w:unhideWhenUsed="0"/>
+    <w:lsdException w:name="Medium Shading 1" w:semiHidden="0" w:uiPriority="63" w:unhideWhenUsed="0"/>
+    <w:lsdException w:name="Medium Shading 2" w:semiHidden="0" w:uiPriority="64" w:unhideWhenUsed="0"/>
+    <w:lsdException w:name="Medium List 1" w:semiHidden="0" w:uiPriority="65" w:unhideWhenUsed="0"/>
+    <w:lsdException w:name="Medium List 2" w:semiHidden="0" w:uiPriority="66" w:unhideWhenUsed="0"/>
+    <w:lsdException w:name="Medium Grid 1" w:semiHidden="0" w:uiPriority="67" w:unhideWhenUsed="0"/>
+    <w:lsdException w:name="Medium Grid 2" w:semiHidden="0" w:uiPriority="68" w:unhideWhenUsed="0"/>
+    <w:lsdException w:name="Medium Grid 3" w:semiHidden="0" w:uiPriority="69" w:unhideWhenUsed="0"/>
+    <w:lsdException w:name="Dark List" w:semiHidden="0" w:uiPriority="70" w:unhideWhenUsed="0"/>
+    <w:lsdException w:name="Colorful Shading" w:semiHidden="0" w:uiPriority="71" w:unhideWhenUsed="0"/>
+    <w:lsdException w:name="Colorful List" w:semiHidden="0" w:uiPriority="72" w:unhideWhenUsed="0"/>
+    <w:lsdException w:name="Colorful Grid" w:semiHidden="0" w:uiPriority="73" w:unhideWhenUsed="0"/>
+    <w:lsdException w:name="Light Shading Accent 1" w:semiHidden="0" w:uiPriority="60" w:unhideWhenUsed="0"/>
+    <w:lsdException w:name="Light List Accent 1" w:semiHidden="0" w:uiPriority="61" w:unhideWhenUsed="0"/>
+    <w:lsdException w:name="Light Grid Accent 1" w:semiHidden="0" w:uiPriority="62" w:unhideWhenUsed="0"/>
+    <w:lsdException w:name="Medium Shading 1 Accent 1" w:semiHidden="0" w:uiPriority="63" w:unhideWhenUsed="0"/>
+    <w:lsdException w:name="Medium Shading 2 Accent 1" w:semiHidden="0" w:uiPriority="64" w:unhideWhenUsed="0"/>
+    <w:lsdException w:name="Medium List 1 Accent 1" w:semiHidden="0" w:uiPriority="65" w:unhideWhenUsed="0"/>
+    <w:lsdException w:name="Revision" w:unhideWhenUsed="0"/>
+    <w:lsdException w:name="List Paragraph" w:semiHidden="0" w:uiPriority="34" w:unhideWhenUsed="0" w:qFormat="1"/>
+    <w:lsdException w:name="Quote" w:semiHidden="0" w:uiPriority="29" w:unhideWhenUsed="0" w:qFormat="1"/>
+    <w:lsdException w:name="Intense Quote" w:semiHidden="0" w:uiPriority="30" w:unhideWhenUsed="0" w:qFormat="1"/>
+    <w:lsdException w:name="Medium List 2 Accent 1" w:semiHidden="0" w:uiPriority="66" w:unhideWhenUsed="0"/>
+    <w:lsdException w:name="Medium Grid 1 Accent 1" w:semiHidden="0" w:uiPriority="67" w:unhideWhenUsed="0"/>
+    <w:lsdException w:name="Medium Grid 2 Accent 1" w:semiHidden="0" w:uiPriority="68" w:unhideWhenUsed="0"/>
+    <w:lsdException w:name="Medium Grid 3 Accent 1" w:semiHidden="0" w:uiPriority="69" w:unhideWhenUsed="0"/>
+    <w:lsdException w:name="Dark List Accent 1" w:semiHidden="0" w:uiPriority="70" w:unhideWhenUsed="0"/>
+    <w:lsdException w:name="Colorful Shading Accent 1" w:semiHidden="0" w:uiPriority="71" w:unhideWhenUsed="0"/>
+    <w:lsdException w:name="Colorful List Accent 1" w:semiHidden="0" w:uiPriority="72" w:unhideWhenUsed="0"/>
+    <w:lsdException w:name="Colorful Grid Accent 1" w:semiHidden="0" w:uiPriority="73" w:unhideWhenUsed="0"/>
+    <w:lsdException w:name="Light Shading Accent 2" w:semiHidden="0" w:uiPriority="60" w:unhideWhenUsed="0"/>
+    <w:lsdException w:name="Light List Accent 2" w:semiHidden="0" w:uiPriority="61" w:unhideWhenUsed="0"/>
+    <w:lsdException w:name="Light Grid Accent 2" w:semiHidden="0" w:uiPriority="62" w:unhideWhenUsed="0"/>
+    <w:lsdException w:name="Medium Shading 1 Accent 2" w:semiHidden="0" w:uiPriority="63" w:unhideWhenUsed="0"/>
+    <w:lsdException w:name="Medium Shading 2 Accent 2" w:semiHidden="0" w:uiPriority="64" w:unhideWhenUsed="0"/>
+    <w:lsdException w:name="Medium List 1 Accent 2" w:semiHidden="0" w:uiPriority="65" w:unhideWhenUsed="0"/>
+    <w:lsdException w:name="Medium List 2 Accent 2" w:semiHidden="0" w:uiPriority="66" w:unhideWhenUsed="0"/>
+    <w:lsdException w:name="Medium Grid 1 Accent 2" w:semiHidden="0" w:uiPriority="67" w:unhideWhenUsed="0"/>
+    <w:lsdException w:name="Medium Grid 2 Accent 2" w:semiHidden="0" w:uiPriority="68" w:unhideWhenUsed="0"/>
+    <w:lsdException w:name="Medium Grid 3 Accent 2" w:semiHidden="0" w:uiPriority="69" w:unhideWhenUsed="0"/>
+    <w:lsdException w:name="Dark List Accent 2" w:semiHidden="0" w:uiPriority="70" w:unhideWhenUsed="0"/>
+    <w:lsdException w:name="Colorful Shading Accent 2" w:semiHidden="0" w:uiPriority="71" w:unhideWhenUsed="0"/>
+    <w:lsdException w:name="Colorful List Accent 2" w:semiHidden="0" w:uiPriority="72" w:unhideWhenUsed="0"/>
+    <w:lsdException w:name="Colorful Grid Accent 2" w:semiHidden="0" w:uiPriority="73" w:unhideWhenUsed="0"/>
+    <w:lsdException w:name="Light Shading Accent 3" w:semiHidden="0" w:uiPriority="60" w:unhideWhenUsed="0"/>
+    <w:lsdException w:name="Light List Accent 3" w:semiHidden="0" w:uiPriority="61" w:unhideWhenUsed="0"/>
+    <w:lsdException w:name="Light Grid Accent 3" w:semiHidden="0" w:uiPriority="62" w:unhideWhenUsed="0"/>
+    <w:lsdException w:name="Medium Shading 1 Accent 3" w:semiHidden="0" w:uiPriority="63" w:unhideWhenUsed="0"/>
+    <w:lsdException w:name="Medium Shading 2 Accent 3" w:semiHidden="0" w:uiPriority="64" w:unhideWhenUsed="0"/>
+    <w:lsdException w:name="Medium List 1 Accent 3" w:semiHidden="0" w:uiPriority="65" w:unhideWhenUsed="0"/>
+    <w:lsdException w:name="Medium List 2 Accent 3" w:semiHidden="0" w:uiPriority="66" w:unhideWhenUsed="0"/>
+    <w:lsdException w:name="Medium Grid 1 Accent 3" w:semiHidden="0" w:uiPriority="67" w:unhideWhenUsed="0"/>
+    <w:lsdException w:name="Medium Grid 2 Accent 3" w:semiHidden="0" w:uiPriority="68" w:unhideWhenUsed="0"/>
+    <w:lsdException w:name="Medium Grid 3 Accent 3" w:semiHidden="0" w:uiPriority="69" w:unhideWhenUsed="0"/>
+    <w:lsdException w:name="Dark List Accent 3" w:semiHidden="0" w:uiPriority="70" w:unhideWhenUsed="0"/>
+    <w:lsdException w:name="Colorful Shading Accent 3" w:semiHidden="0" w:uiPriority="71" w:unhideWhenUsed="0"/>
+    <w:lsdException w:name="Colorful List Accent 3" w:semiHidden="0" w:uiPriority="72" w:unhideWhenUsed="0"/>
+    <w:lsdException w:name="Colorful Grid Accent 3" w:semiHidden="0" w:uiPriority="73" w:unhideWhenUsed="0"/>
+    <w:lsdException w:name="Light Shading Accent 4" w:semiHidden="0" w:uiPriority="60" w:unhideWhenUsed="0"/>
+    <w:lsdException w:name="Light List Accent 4" w:semiHidden="0" w:uiPriority="61" w:unhideWhenUsed="0"/>
+    <w:lsdException w:name="Light Grid Accent 4" w:semiHidden="0" w:uiPriority="62" w:unhideWhenUsed="0"/>
+    <w:lsdException w:name="Medium Shading 1 Accent 4" w:semiHidden="0" w:uiPriority="63" w:unhideWhenUsed="0"/>
+    <w:lsdException w:name="Medium Shading 2 Accent 4" w:semiHidden="0" w:uiPriority="64" w:unhideWhenUsed="0"/>
+    <w:lsdException w:name="Medium List 1 Accent 4" w:semiHidden="0" w:uiPriority="65" w:unhideWhenUsed="0"/>
+    <w:lsdException w:name="Medium List 2 Accent 4" w:semiHidden="0" w:uiPriority="66" w:unhideWhenUsed="0"/>
+    <w:lsdException w:name="Medium Grid 1 Accent 4" w:semiHidden="0" w:uiPriority="67" w:unhideWhenUsed="0"/>
+    <w:lsdException w:name="Medium Grid 2 Accent 4" w:semiHidden="0" w:uiPriority="68" w:unhideWhenUsed="0"/>
+    <w:lsdException w:name="Medium Grid 3 Accent 4" w:semiHidden="0" w:uiPriority="69" w:unhideWhenUsed="0"/>
+    <w:lsdException w:name="Dark List Accent 4" w:semiHidden="0" w:uiPriority="70" w:unhideWhenUsed="0"/>
+    <w:lsdException w:name="Colorful Shading Accent 4" w:semiHidden="0" w:uiPriority="71" w:unhideWhenUsed="0"/>
+    <w:lsdException w:name="Colorful List Accent 4" w:semiHidden="0" w:uiPriority="72" w:unhideWhenUsed="0"/>
+    <w:lsdException w:name="Colorful Grid Accent 4" w:semiHidden="0" w:uiPriority="73" w:unhideWhenUsed="0"/>
+    <w:lsdException w:name="Light Shading Accent 5" w:semiHidden="0" w:uiPriority="60" w:unhideWhenUsed="0"/>
+    <w:lsdException w:name="Light List Accent 5" w:semiHidden="0" w:uiPriority="61" w:unhideWhenUsed="0"/>
+    <w:lsdException w:name="Light Grid Accent 5" w:semiHidden="0" w:uiPriority="62" w:unhideWhenUsed="0"/>
+    <w:lsdException w:name="Medium Shading 1 Accent 5" w:semiHidden="0" w:uiPriority="63" w:unhideWhenUsed="0"/>
+    <w:lsdException w:name="Medium Shading 2 Accent 5" w:semiHidden="0" w:uiPriority="64" w:unhideWhenUsed="0"/>
+    <w:lsdException w:name="Medium List 1 Accent 5" w:semiHidden="0" w:uiPriority="65" w:unhideWhenUsed="0"/>
+    <w:lsdException w:name="Medium List 2 Accent 5" w:semiHidden="0" w:uiPriority="66" w:unhideWhenUsed="0"/>
+    <w:lsdException w:name="Medium Grid 1 Accent 5" w:semiHidden="0" w:uiPriority="67" w:unhideWhenUsed="0"/>
+    <w:lsdException w:name="Medium Grid 2 Accent 5" w:semiHidden="0" w:uiPriority="68" w:unhideWhenUsed="0"/>
+    <w:lsdException w:name="Medium Grid 3 Accent 5" w:semiHidden="0" w:uiPriority="69" w:unhideWhenUsed="0"/>
+    <w:lsdException w:name="Dark List Accent 5" w:semiHidden="0" w:uiPriority="70" w:unhideWhenUsed="0"/>
+    <w:lsdException w:name="Colorful Shading Accent 5" w:semiHidden="0" w:uiPriority="71" w:unhideWhenUsed="0"/>
+    <w:lsdException w:name="Colorful List Accent 5" w:semiHidden="0" w:uiPriority="72" w:unhideWhenUsed="0"/>
+    <w:lsdException w:name="Colorful Grid Accent 5" w:semiHidden="0" w:uiPriority="73" w:unhideWhenUsed="0"/>
+    <w:lsdException w:name="Light Shading Accent 6" w:semiHidden="0" w:uiPriority="60" w:unhideWhenUsed="0"/>
+    <w:lsdException w:name="Light List Accent 6" w:semiHidden="0" w:uiPriority="61" w:unhideWhenUsed="0"/>
+    <w:lsdException w:name="Light Grid Accent 6" w:semiHidden="0" w:uiPriority="62" w:unhideWhenUsed="0"/>
+    <w:lsdException w:name="Medium Shading 1 Accent 6" w:semiHidden="0" w:uiPriority="63" w:unhideWhenUsed="0"/>
+    <w:lsdException w:name="Medium Shading 2 Accent 6" w:semiHidden="0" w:uiPriority="64" w:unhideWhenUsed="0"/>
+    <w:lsdException w:name="Medium List 1 Accent 6" w:semiHidden="0" w:uiPriority="65" w:unhideWhenUsed="0"/>
+    <w:lsdException w:name="Medium List 2 Accent 6" w:semiHidden="0" w:uiPriority="66" w:unhideWhenUsed="0"/>
+    <w:lsdException w:name="Medium Grid 1 Accent 6" w:semiHidden="0" w:uiPriority="67" w:unhideWhenUsed="0"/>
+    <w:lsdException w:name="Medium Grid 2 Accent 6" w:semiHidden="0" w:uiPriority="68" w:unhideWhenUsed="0"/>
+    <w:lsdException w:name="Medium Grid 3 Accent 6" w:semiHidden="0" w:uiPriority="69" w:unhideWhenUsed="0"/>
+    <w:lsdException w:name="Dark List Accent 6" w:semiHidden="0" w:uiPriority="70" w:unhideWhenUsed="0"/>
+    <w:lsdException w:name="Colorful Shading Accent 6" w:semiHidden="0" w:uiPriority="71" w:unhideWhenUsed="0"/>
+    <w:lsdException w:name="Colorful List Accent 6" w:semiHidden="0" w:uiPriority="72" w:unhideWhenUsed="0"/>
+    <w:lsdException w:name="Colorful Grid Accent 6" w:semiHidden="0" w:uiPriority="73" w:unhideWhenUsed="0"/>
+    <w:lsdException w:name="Subtle Emphasis" w:semiHidden="0" w:uiPriority="19" w:unhideWhenUsed="0" w:qFormat="1"/>
+    <w:lsdException w:name="Intense Emphasis" w:semiHidden="0" w:uiPriority="21" w:unhideWhenUsed="0" w:qFormat="1"/>
+    <w:lsdException w:name="Subtle Reference" w:semiHidden="0" w:uiPriority="31" w:unhideWhenUsed="0" w:qFormat="1"/>
+    <w:lsdException w:name="Intense Reference" w:semiHidden="0" w:uiPriority="32" w:unhideWhenUsed="0" w:qFormat="1"/>
+    <w:lsdException w:name="Book Title" w:semiHidden="0" w:uiPriority="33" w:unhideWhenUsed="0" w:qFormat="1"/>
+    <w:lsdException w:name="Bibliography" w:uiPriority="37"/>
+    <w:lsdException w:name="TOC Heading" w:uiPriority="39" w:qFormat="1"/>
+  </w:latentStyles>
+  <w:style w:type="paragraph" w:default="1" w:styleId="Normal">
+    <w:name w:val="Normal"/>
+    <w:qFormat/>
+  </w:style>
+  <w:style w:type="paragraph" w:styleId="Heading1">
+    <w:name w:val="heading 1"/>
+    <w:uiPriority w:val="9"/>
+    <w:qFormat/>
+    <w:pPr>
+      <w:outlineLvl w:val="0"/>
+    </w:pPr>
+    <w:rPr>
+      <w:color w:val="2E74B5"/>
+      <w:sz w:val="32"/>
+      <w:szCs w:val="32"/>
+    </w:rPr>
+  </w:style>
+  <w:style w:type="paragraph" w:styleId="Heading2">
+    <w:name w:val="heading 2"/>
+    <w:uiPriority w:val="9"/>
+    <w:semiHidden/>
+    <w:unhideWhenUsed/>
+    <w:qFormat/>
+    <w:pPr>
+      <w:outlineLvl w:val="1"/>
+    </w:pPr>
+    <w:rPr>
+      <w:color w:val="2E74B5"/>
+      <w:sz w:val="26"/>
+      <w:szCs w:val="26"/>
+    </w:rPr>
+  </w:style>
+  <w:style w:type="paragraph" w:styleId="Heading3">
+    <w:name w:val="heading 3"/>
+    <w:uiPriority w:val="9"/>
+    <w:semiHidden/>
+    <w:unhideWhenUsed/>
+    <w:qFormat/>
+    <w:pPr>
+      <w:outlineLvl w:val="2"/>
+    </w:pPr>
+    <w:rPr>
+      <w:color w:val="1F4D78"/>
+      <w:sz w:val="24"/>
+      <w:szCs w:val="24"/>
+    </w:rPr>
+  </w:style>
+  <w:style w:type="paragraph" w:styleId="Heading4">
+    <w:name w:val="heading 4"/>
+    <w:uiPriority w:val="9"/>
+    <w:semiHidden/>
+    <w:unhideWhenUsed/>
+    <w:qFormat/>
+    <w:pPr>
+      <w:outlineLvl w:val="3"/>
+    </w:pPr>
+    <w:rPr>
+      <w:i/>
+      <w:iCs/>
+      <w:color w:val="2E74B5"/>
+    </w:rPr>
+  </w:style>
+  <w:style w:type="paragraph" w:styleId="Heading5">
+    <w:name w:val="heading 5"/>
+    <w:uiPriority w:val="9"/>
+    <w:semiHidden/>
+    <w:unhideWhenUsed/>
+    <w:qFormat/>
+    <w:pPr>
+      <w:outlineLvl w:val="4"/>
+    </w:pPr>
+    <w:rPr>
+      <w:color w:val="2E74B5"/>
+    </w:rPr>
+  </w:style>
+  <w:style w:type="paragraph" w:styleId="Heading6">
+    <w:name w:val="heading 6"/>
+    <w:uiPriority w:val="9"/>
+    <w:semiHidden/>
+    <w:unhideWhenUsed/>
+    <w:qFormat/>
+    <w:pPr>
+      <w:outlineLvl w:val="5"/>
+    </w:pPr>
+    <w:rPr>
+      <w:color w:val="1F4D78"/>
+    </w:rPr>
+  </w:style>
+  <w:style w:type="character" w:default="1" w:styleId="DefaultParagraphFont">
+    <w:name w:val="Default Paragraph Font"/>
+    <w:uiPriority w:val="1"/>
+    <w:semiHidden/>
+    <w:unhideWhenUsed/>
+  </w:style>
+  <w:style w:type="table" w:default="1" w:styleId="TableNormal">
+    <w:name w:val="Normal Table"/>
+    <w:uiPriority w:val="99"/>
+    <w:semiHidden/>
+    <w:unhideWhenUsed/>
+    <w:tblPr>
+      <w:tblInd w:w="0" w:type="dxa"/>
+      <w:tblCellMar>
+        <w:top w:w="0" w:type="dxa"/>
+        <w:left w:w="108" w:type="dxa"/>
+        <w:bottom w:w="0" w:type="dxa"/>
+        <w:right w:w="108" w:type="dxa"/>
+      </w:tblCellMar>
+    </w:tblPr>
+  </w:style>
+  <w:style w:type="numbering" w:default="1" w:styleId="NoList">
+    <w:name w:val="No List"/>
+    <w:uiPriority w:val="99"/>
+    <w:semiHidden/>
+    <w:unhideWhenUsed/>
+  </w:style>
+  <w:style w:type="paragraph" w:styleId="Title">
+    <w:name w:val="Title"/>
+    <w:uiPriority w:val="10"/>
+    <w:qFormat/>
+    <w:rPr>
+      <w:sz w:val="56"/>
+      <w:szCs w:val="56"/>
+    </w:rPr>
+  </w:style>
+  <w:style w:type="paragraph" w:customStyle="1" w:styleId="Strong1">
+    <w:name w:val="Strong1"/>
+    <w:qFormat/>
+    <w:rPr>
+      <w:b/>
+      <w:bCs/>
+    </w:rPr>
+  </w:style>
+  <w:style w:type="paragraph" w:styleId="ListParagraph">
+    <w:name w:val="List Paragraph"/>
+    <w:qFormat/>
+  </w:style>
+  <w:style w:type="character" w:styleId="Hyperlink">
+    <w:name w:val="Hyperlink"/>
+    <w:uiPriority w:val="99"/>
+    <w:unhideWhenUsed/>
+    <w:rPr>
+      <w:color w:val="0563C1"/>
+      <w:u w:val="single"/>
+    </w:rPr>
+  </w:style>
+  <w:style w:type="character" w:styleId="FootnoteReference">
+    <w:name w:val="footnote reference"/>
+    <w:uiPriority w:val="99"/>
+    <w:semiHidden/>
+    <w:unhideWhenUsed/>
+    <w:rPr>
+      <w:vertAlign w:val="superscript"/>
+    </w:rPr>
+  </w:style>
+  <w:style w:type="paragraph" w:styleId="FootnoteText">
+    <w:name w:val="footnote text"/>
+    <w:link w:val="FootnoteTextChar"/>
+    <w:uiPriority w:val="99"/>
+    <w:semiHidden/>
+    <w:unhideWhenUsed/>
+  </w:style>
+  <w:style w:type="character" w:customStyle="1" w:styleId="FootnoteTextChar">
+    <w:name w:val="Footnote Text Char"/>
+    <w:link w:val="FootnoteText"/>
+    <w:uiPriority w:val="99"/>
+    <w:semiHidden/>
+    <w:unhideWhenUsed/>
+    <w:rPr>
+      <w:sz w:val="20"/>
+      <w:szCs w:val="20"/>
+    </w:rPr>
+  </w:style>
+</w:styles>
+</file>
+
+<file path=word/stylesWithEffects.xml><?xml version="1.0" encoding="utf-8"?>
+<w:styles xmlns:wpc="http://schemas.microsoft.com/office/word/2010/wordprocessingCanvas" xmlns:mc="http://schemas.openxmlformats.org/markup-compatibility/2006" xmlns:o="urn:schemas-microsoft-com:office:office" xmlns:r="http://schemas.openxmlformats.org/officeDocument/2006/relationships" xmlns:m="http://schemas.openxmlformats.org/officeDocument/2006/math" xmlns:v="urn:schemas-microsoft-com:vml" xmlns:wp14="http://schemas.microsoft.com/office/word/2010/wordprocessingDrawing" xmlns:wp="http://schemas.openxmlformats.org/drawingml/2006/wordprocessingDrawing" xmlns:w10="urn:schemas-microsoft-com:office:word" xmlns:w="http://schemas.openxmlformats.org/wordprocessingml/2006/main" xmlns:w14="http://schemas.microsoft.com/office/word/2010/wordml" xmlns:wpg="http://schemas.microsoft.com/office/word/2010/wordprocessingGroup" xmlns:wpi="http://schemas.microsoft.com/office/word/2010/wordprocessingInk" xmlns:wne="http://schemas.microsoft.com/office/word/2006/wordml" xmlns:wps="http://schemas.microsoft.com/office/word/2010/wordprocessingShape" mc:Ignorable="w14 wp14">
+  <w:docDefaults>
+    <w:rPrDefault>
+      <w:rPr>
+        <w:rFonts w:ascii="Times New Roman" w:eastAsia="Times New Roman" w:hAnsi="Times New Roman" w:cs="Times New Roman"/>
+        <w:lang w:val="en-US" w:eastAsia="en-US" w:bidi="ar-SA"/>
+      </w:rPr>
+    </w:rPrDefault>
+    <w:pPrDefault/>
+  </w:docDefaults>
+  <w:latentStyles w:defLockedState="0" w:defUIPriority="99" w:defSemiHidden="1" w:defUnhideWhenUsed="1" w:defQFormat="0" w:count="267">
+    <w:lsdException w:name="Normal" w:semiHidden="0" w:uiPriority="0" w:unhideWhenUsed="0" w:qFormat="1"/>
+    <w:lsdException w:name="heading 1" w:semiHidden="0" w:uiPriority="9" w:unhideWhenUsed="0" w:qFormat="1"/>
+    <w:lsdException w:name="heading 2" w:uiPriority="9" w:qFormat="1"/>
+    <w:lsdException w:name="heading 3" w:uiPriority="9" w:qFormat="1"/>
+    <w:lsdException w:name="heading 4" w:uiPriority="9" w:qFormat="1"/>
+    <w:lsdException w:name="heading 5" w:uiPriority="9" w:qFormat="1"/>
+    <w:lsdException w:name="heading 6" w:uiPriority="9" w:qFormat="1"/>
+    <w:lsdException w:name="heading 7" w:uiPriority="9" w:qFormat="1"/>
+    <w:lsdException w:name="heading 8" w:uiPriority="9" w:qFormat="1"/>
+    <w:lsdException w:name="heading 9" w:uiPriority="9" w:qFormat="1"/>
+    <w:lsdException w:name="toc 1" w:uiPriority="39"/>
+    <w:lsdException w:name="toc 2" w:uiPriority="39"/>
+    <w:lsdException w:name="toc 3" w:uiPriority="39"/>
+    <w:lsdException w:name="toc 4" w:uiPriority="39"/>
+    <w:lsdException w:name="toc 5" w:uiPriority="39"/>
+    <w:lsdException w:name="toc 6" w:uiPriority="39"/>
+    <w:lsdException w:name="toc 7" w:uiPriority="39"/>
+    <w:lsdException w:name="toc 8" w:uiPriority="39"/>
+    <w:lsdException w:name="toc 9" w:uiPriority="39"/>
+    <w:lsdException w:name="caption" w:uiPriority="35" w:qFormat="1"/>
+    <w:lsdException w:name="Title" w:semiHidden="0" w:uiPriority="10" w:unhideWhenUsed="0" w:qFormat="1"/>
+    <w:lsdException w:name="Default Paragraph Font" w:uiPriority="1"/>
+    <w:lsdException w:name="Subtitle" w:semiHidden="0" w:uiPriority="11" w:unhideWhenUsed="0" w:qFormat="1"/>
+    <w:lsdException w:name="Strong" w:semiHidden="0" w:uiPriority="22" w:unhideWhenUsed="0" w:qFormat="1"/>
+    <w:lsdException w:name="Emphasis" w:semiHidden="0" w:uiPriority="20" w:unhideWhenUsed="0" w:qFormat="1"/>
+    <w:lsdException w:name="Table Grid" w:semiHidden="0" w:uiPriority="39" w:unhideWhenUsed="0"/>
+    <w:lsdException w:name="Placeholder Text" w:unhideWhenUsed="0"/>
+    <w:lsdException w:name="No Spacing" w:semiHidden="0" w:uiPriority="1" w:unhideWhenUsed="0" w:qFormat="1"/>
+    <w:lsdException w:name="Light Shading" w:semiHidden="0" w:uiPriority="60" w:unhideWhenUsed="0"/>
+    <w:lsdException w:name="Light List" w:semiHidden="0" w:uiPriority="61" w:unhideWhenUsed="0"/>
+    <w:lsdException w:name="Light Grid" w:semiHidden="0" w:uiPriority="62" w:unhideWhenUsed="0"/>
+    <w:lsdException w:name="Medium Shading 1" w:semiHidden="0" w:uiPriority="63" w:unhideWhenUsed="0"/>
+    <w:lsdException w:name="Medium Shading 2" w:semiHidden="0" w:uiPriority="64" w:unhideWhenUsed="0"/>
+    <w:lsdException w:name="Medium List 1" w:semiHidden="0" w:uiPriority="65" w:unhideWhenUsed="0"/>
+    <w:lsdException w:name="Medium List 2" w:semiHidden="0" w:uiPriority="66" w:unhideWhenUsed="0"/>
+    <w:lsdException w:name="Medium Grid 1" w:semiHidden="0" w:uiPriority="67" w:unhideWhenUsed="0"/>
+    <w:lsdException w:name="Medium Grid 2" w:semiHidden="0" w:uiPriority="68" w:unhideWhenUsed="0"/>
+    <w:lsdException w:name="Medium Grid 3" w:semiHidden="0" w:uiPriority="69" w:unhideWhenUsed="0"/>
+    <w:lsdException w:name="Dark List" w:semiHidden="0" w:uiPriority="70" w:unhideWhenUsed="0"/>
+    <w:lsdException w:name="Colorful Shading" w:semiHidden="0" w:uiPriority="71" w:unhideWhenUsed="0"/>
+    <w:lsdException w:name="Colorful List" w:semiHidden="0" w:uiPriority="72" w:unhideWhenUsed="0"/>
+    <w:lsdException w:name="Colorful Grid" w:semiHidden="0" w:uiPriority="73" w:unhideWhenUsed="0"/>
+    <w:lsdException w:name="Light Shading Accent 1" w:semiHidden="0" w:uiPriority="60" w:unhideWhenUsed="0"/>
+    <w:lsdException w:name="Light List Accent 1" w:semiHidden="0" w:uiPriority="61" w:unhideWhenUsed="0"/>
+    <w:lsdException w:name="Light Grid Accent 1" w:semiHidden="0" w:uiPriority="62" w:unhideWhenUsed="0"/>
+    <w:lsdException w:name="Medium Shading 1 Accent 1" w:semiHidden="0" w:uiPriority="63" w:unhideWhenUsed="0"/>
+    <w:lsdException w:name="Medium Shading 2 Accent 1" w:semiHidden="0" w:uiPriority="64" w:unhideWhenUsed="0"/>
+    <w:lsdException w:name="Medium List 1 Accent 1" w:semiHidden="0" w:uiPriority="65" w:unhideWhenUsed="0"/>
+    <w:lsdException w:name="Revision" w:unhideWhenUsed="0"/>
+    <w:lsdException w:name="List Paragraph" w:semiHidden="0" w:uiPriority="34" w:unhideWhenUsed="0" w:qFormat="1"/>
+    <w:lsdException w:name="Quote" w:semiHidden="0" w:uiPriority="29" w:unhideWhenUsed="0" w:qFormat="1"/>
+    <w:lsdException w:name="Intense Quote" w:semiHidden="0" w:uiPriority="30" w:unhideWhenUsed="0" w:qFormat="1"/>
+    <w:lsdException w:name="Medium List 2 Accent 1" w:semiHidden="0" w:uiPriority="66" w:unhideWhenUsed="0"/>
+    <w:lsdException w:name="Medium Grid 1 Accent 1" w:semiHidden="0" w:uiPriority="67" w:unhideWhenUsed="0"/>
+    <w:lsdException w:name="Medium Grid 2 Accent 1" w:semiHidden="0" w:uiPriority="68" w:unhideWhenUsed="0"/>
+    <w:lsdException w:name="Medium Grid 3 Accent 1" w:semiHidden="0" w:uiPriority="69" w:unhideWhenUsed="0"/>
+    <w:lsdException w:name="Dark List Accent 1" w:semiHidden="0" w:uiPriority="70" w:unhideWhenUsed="0"/>
+    <w:lsdException w:name="Colorful Shading Accent 1" w:semiHidden="0" w:uiPriority="71" w:unhideWhenUsed="0"/>
+    <w:lsdException w:name="Colorful List Accent 1" w:semiHidden="0" w:uiPriority="72" w:unhideWhenUsed="0"/>
+    <w:lsdException w:name="Colorful Grid Accent 1" w:semiHidden="0" w:uiPriority="73" w:unhideWhenUsed="0"/>
+    <w:lsdException w:name="Light Shading Accent 2" w:semiHidden="0" w:uiPriority="60" w:unhideWhenUsed="0"/>
+    <w:lsdException w:name="Light List Accent 2" w:semiHidden="0" w:uiPriority="61" w:unhideWhenUsed="0"/>
+    <w:lsdException w:name="Light Grid Accent 2" w:semiHidden="0" w:uiPriority="62" w:unhideWhenUsed="0"/>
+    <w:lsdException w:name="Medium Shading 1 Accent 2" w:semiHidden="0" w:uiPriority="63" w:unhideWhenUsed="0"/>
+    <w:lsdException w:name="Medium Shading 2 Accent 2" w:semiHidden="0" w:uiPriority="64" w:unhideWhenUsed="0"/>
+    <w:lsdException w:name="Medium List 1 Accent 2" w:semiHidden="0" w:uiPriority="65" w:unhideWhenUsed="0"/>
+    <w:lsdException w:name="Medium List 2 Accent 2" w:semiHidden="0" w:uiPriority="66" w:unhideWhenUsed="0"/>
+    <w:lsdException w:name="Medium Grid 1 Accent 2" w:semiHidden="0" w:uiPriority="67" w:unhideWhenUsed="0"/>
+    <w:lsdException w:name="Medium Grid 2 Accent 2" w:semiHidden="0" w:uiPriority="68" w:unhideWhenUsed="0"/>
+    <w:lsdException w:name="Medium Grid 3 Accent 2" w:semiHidden="0" w:uiPriority="69" w:unhideWhenUsed="0"/>
+    <w:lsdException w:name="Dark List Accent 2" w:semiHidden="0" w:uiPriority="70" w:unhideWhenUsed="0"/>
+    <w:lsdException w:name="Colorful Shading Accent 2" w:semiHidden="0" w:uiPriority="71" w:unhideWhenUsed="0"/>
+    <w:lsdException w:name="Colorful List Accent 2" w:semiHidden="0" w:uiPriority="72" w:unhideWhenUsed="0"/>
+    <w:lsdException w:name="Colorful Grid Accent 2" w:semiHidden="0" w:uiPriority="73" w:unhideWhenUsed="0"/>
+    <w:lsdException w:name="Light Shading Accent 3" w:semiHidden="0" w:uiPriority="60" w:unhideWhenUsed="0"/>
+    <w:lsdException w:name="Light List Accent 3" w:semiHidden="0" w:uiPriority="61" w:unhideWhenUsed="0"/>
+    <w:lsdException w:name="Light Grid Accent 3" w:semiHidden="0" w:uiPriority="62" w:unhideWhenUsed="0"/>
+    <w:lsdException w:name="Medium Shading 1 Accent 3" w:semiHidden="0" w:uiPriority="63" w:unhideWhenUsed="0"/>
+    <w:lsdException w:name="Medium Shading 2 Accent 3" w:semiHidden="0" w:uiPriority="64" w:unhideWhenUsed="0"/>
+    <w:lsdException w:name="Medium List 1 Accent 3" w:semiHidden="0" w:uiPriority="65" w:unhideWhenUsed="0"/>
+    <w:lsdException w:name="Medium List 2 Accent 3" w:semiHidden="0" w:uiPriority="66" w:unhideWhenUsed="0"/>
+    <w:lsdException w:name="Medium Grid 1 Accent 3" w:semiHidden="0" w:uiPriority="67" w:unhideWhenUsed="0"/>
+    <w:lsdException w:name="Medium Grid 2 Accent 3" w:semiHidden="0" w:uiPriority="68" w:unhideWhenUsed="0"/>
+    <w:lsdException w:name="Medium Grid 3 Accent 3" w:semiHidden="0" w:uiPriority="69" w:unhideWhenUsed="0"/>
+    <w:lsdException w:name="Dark List Accent 3" w:semiHidden="0" w:uiPriority="70" w:unhideWhenUsed="0"/>
+    <w:lsdException w:name="Colorful Shading Accent 3" w:semiHidden="0" w:uiPriority="71" w:unhideWhenUsed="0"/>
+    <w:lsdException w:name="Colorful List Accent 3" w:semiHidden="0" w:uiPriority="72" w:unhideWhenUsed="0"/>
+    <w:lsdException w:name="Colorful Grid Accent 3" w:semiHidden="0" w:uiPriority="73" w:unhideWhenUsed="0"/>
+    <w:lsdException w:name="Light Shading Accent 4" w:semiHidden="0" w:uiPriority="60" w:unhideWhenUsed="0"/>
+    <w:lsdException w:name="Light List Accent 4" w:semiHidden="0" w:uiPriority="61" w:unhideWhenUsed="0"/>
+    <w:lsdException w:name="Light Grid Accent 4" w:semiHidden="0" w:uiPriority="62" w:unhideWhenUsed="0"/>
+    <w:lsdException w:name="Medium Shading 1 Accent 4" w:semiHidden="0" w:uiPriority="63" w:unhideWhenUsed="0"/>
+    <w:lsdException w:name="Medium Shading 2 Accent 4" w:semiHidden="0" w:uiPriority="64" w:unhideWhenUsed="0"/>
+    <w:lsdException w:name="Medium List 1 Accent 4" w:semiHidden="0" w:uiPriority="65" w:unhideWhenUsed="0"/>
+    <w:lsdException w:name="Medium List 2 Accent 4" w:semiHidden="0" w:uiPriority="66" w:unhideWhenUsed="0"/>
+    <w:lsdException w:name="Medium Grid 1 Accent 4" w:semiHidden="0" w:uiPriority="67" w:unhideWhenUsed="0"/>
+    <w:lsdException w:name="Medium Grid 2 Accent 4" w:semiHidden="0" w:uiPriority="68" w:unhideWhenUsed="0"/>
+    <w:lsdException w:name="Medium Grid 3 Accent 4" w:semiHidden="0" w:uiPriority="69" w:unhideWhenUsed="0"/>
+    <w:lsdException w:name="Dark List Accent 4" w:semiHidden="0" w:uiPriority="70" w:unhideWhenUsed="0"/>
+    <w:lsdException w:name="Colorful Shading Accent 4" w:semiHidden="0" w:uiPriority="71" w:unhideWhenUsed="0"/>
+    <w:lsdException w:name="Colorful List Accent 4" w:semiHidden="0" w:uiPriority="72" w:unhideWhenUsed="0"/>
+    <w:lsdException w:name="Colorful Grid Accent 4" w:semiHidden="0" w:uiPriority="73" w:unhideWhenUsed="0"/>
+    <w:lsdException w:name="Light Shading Accent 5" w:semiHidden="0" w:uiPriority="60" w:unhideWhenUsed="0"/>
+    <w:lsdException w:name="Light List Accent 5" w:semiHidden="0" w:uiPriority="61" w:unhideWhenUsed="0"/>
+    <w:lsdException w:name="Light Grid Accent 5" w:semiHidden="0" w:uiPriority="62" w:unhideWhenUsed="0"/>
+    <w:lsdException w:name="Medium Shading 1 Accent 5" w:semiHidden="0" w:uiPriority="63" w:unhideWhenUsed="0"/>
+    <w:lsdException w:name="Medium Shading 2 Accent 5" w:semiHidden="0" w:uiPriority="64" w:unhideWhenUsed="0"/>
+    <w:lsdException w:name="Medium List 1 Accent 5" w:semiHidden="0" w:uiPriority="65" w:unhideWhenUsed="0"/>
+    <w:lsdException w:name="Medium List 2 Accent 5" w:semiHidden="0" w:uiPriority="66" w:unhideWhenUsed="0"/>
+    <w:lsdException w:name="Medium Grid 1 Accent 5" w:semiHidden="0" w:uiPriority="67" w:unhideWhenUsed="0"/>
+    <w:lsdException w:name="Medium Grid 2 Accent 5" w:semiHidden="0" w:uiPriority="68" w:unhideWhenUsed="0"/>
+    <w:lsdException w:name="Medium Grid 3 Accent 5" w:semiHidden="0" w:uiPriority="69" w:unhideWhenUsed="0"/>
+    <w:lsdException w:name="Dark List Accent 5" w:semiHidden="0" w:uiPriority="70" w:unhideWhenUsed="0"/>
+    <w:lsdException w:name="Colorful Shading Accent 5" w:semiHidden="0" w:uiPriority="71" w:unhideWhenUsed="0"/>
+    <w:lsdException w:name="Colorful List Accent 5" w:semiHidden="0" w:uiPriority="72" w:unhideWhenUsed="0"/>
+    <w:lsdException w:name="Colorful Grid Accent 5" w:semiHidden="0" w:uiPriority="73" w:unhideWhenUsed="0"/>
+    <w:lsdException w:name="Light Shading Accent 6" w:semiHidden="0" w:uiPriority="60" w:unhideWhenUsed="0"/>
+    <w:lsdException w:name="Light List Accent 6" w:semiHidden="0" w:uiPriority="61" w:unhideWhenUsed="0"/>
+    <w:lsdException w:name="Light Grid Accent 6" w:semiHidden="0" w:uiPriority="62" w:unhideWhenUsed="0"/>
+    <w:lsdException w:name="Medium Shading 1 Accent 6" w:semiHidden="0" w:uiPriority="63" w:unhideWhenUsed="0"/>
+    <w:lsdException w:name="Medium Shading 2 Accent 6" w:semiHidden="0" w:uiPriority="64" w:unhideWhenUsed="0"/>
+    <w:lsdException w:name="Medium List 1 Accent 6" w:semiHidden="0" w:uiPriority="65" w:unhideWhenUsed="0"/>
+    <w:lsdException w:name="Medium List 2 Accent 6" w:semiHidden="0" w:uiPriority="66" w:unhideWhenUsed="0"/>
+    <w:lsdException w:name="Medium Grid 1 Accent 6" w:semiHidden="0" w:uiPriority="67" w:unhideWhenUsed="0"/>
+    <w:lsdException w:name="Medium Grid 2 Accent 6" w:semiHidden="0" w:uiPriority="68" w:unhideWhenUsed="0"/>
+    <w:lsdException w:name="Medium Grid 3 Accent 6" w:semiHidden="0" w:uiPriority="69" w:unhideWhenUsed="0"/>
+    <w:lsdException w:name="Dark List Accent 6" w:semiHidden="0" w:uiPriority="70" w:unhideWhenUsed="0"/>
+    <w:lsdException w:name="Colorful Shading Accent 6" w:semiHidden="0" w:uiPriority="71" w:unhideWhenUsed="0"/>
+    <w:lsdException w:name="Colorful List Accent 6" w:semiHidden="0" w:uiPriority="72" w:unhideWhenUsed="0"/>
+    <w:lsdException w:name="Colorful Grid Accent 6" w:semiHidden="0" w:uiPriority="73" w:unhideWhenUsed="0"/>
+    <w:lsdException w:name="Subtle Emphasis" w:semiHidden="0" w:uiPriority="19" w:unhideWhenUsed="0" w:qFormat="1"/>
+    <w:lsdException w:name="Intense Emphasis" w:semiHidden="0" w:uiPriority="21" w:unhideWhenUsed="0" w:qFormat="1"/>
+    <w:lsdException w:name="Subtle Reference" w:semiHidden="0" w:uiPriority="31" w:unhideWhenUsed="0" w:qFormat="1"/>
+    <w:lsdException w:name="Intense Reference" w:semiHidden="0" w:uiPriority="32" w:unhideWhenUsed="0" w:qFormat="1"/>
+    <w:lsdException w:name="Book Title" w:semiHidden="0" w:uiPriority="33" w:unhideWhenUsed="0" w:qFormat="1"/>
+    <w:lsdException w:name="Bibliography" w:uiPriority="37"/>
+    <w:lsdException w:name="TOC Heading" w:uiPriority="39" w:qFormat="1"/>
   </w:latentStyles>
   <w:style w:type="paragraph" w:default="1" w:styleId="Normal">
     <w:name w:val="Normal"/>
@@ -2863,7 +3429,7 @@
   <a:extraClrSchemeLst/>
   <a:extLst>
     <a:ext uri="{05A4C25C-085E-4340-85A3-A5531E510DB2}">
-      <thm15:themeFamily xmlns:thm15="http://schemas.microsoft.com/office/thememl/2012/main" name="Office Theme" id="{2E142A2C-CD16-42D6-873A-C26D2A0506FA}" vid="{1BDDFF52-6CD6-40A5-AB3C-68EB2F1E4D0A}"/>
+      <thm15:themeFamily xmlns:thm15="http://schemas.microsoft.com/office/thememl/2012/main" xmlns="" name="Office Theme" id="{2E142A2C-CD16-42D6-873A-C26D2A0506FA}" vid="{1BDDFF52-6CD6-40A5-AB3C-68EB2F1E4D0A}"/>
     </a:ext>
   </a:extLst>
 </a:theme>

--- a/idris/Python React/Idris_Sadiq.docx
+++ b/idris/Python React/Idris_Sadiq.docx
@@ -109,7 +109,7 @@
                 <w:rFonts w:ascii="Arial" w:eastAsia="Arial" w:hAnsi="Arial" w:cs="Arial"/>
                 <w:color w:val="BBBBBB"/>
               </w:rPr>
-              <w:t xml:space="preserve">idrissadiqdev@outlook.com  </w:t>
+              <w:t xml:space="preserve">Idrissadiq.pro@outlook.com  </w:t>
             </w:r>
             <w:r>
               <w:rPr>
@@ -123,7 +123,21 @@
                 <w:rFonts w:ascii="Arial" w:eastAsia="Arial" w:hAnsi="Arial" w:cs="Arial"/>
                 <w:color w:val="BBBBBB"/>
               </w:rPr>
-              <w:t>|  Los Angeles, California, United States</w:t>
+              <w:t xml:space="preserve">|  </w:t>
+            </w:r>
+            <w:r>
+              <w:rPr>
+                <w:rFonts w:ascii="Arial" w:eastAsia="Arial" w:hAnsi="Arial" w:cs="Arial"/>
+                <w:color w:val="BBBBBB"/>
+              </w:rPr>
+              <w:t>Spring Valley</w:t>
+            </w:r>
+            <w:r>
+              <w:rPr>
+                <w:rFonts w:ascii="Arial" w:eastAsia="Arial" w:hAnsi="Arial" w:cs="Arial"/>
+                <w:color w:val="BBBBBB"/>
+              </w:rPr>
+              <w:t>, California, United States</w:t>
             </w:r>
           </w:p>
           <w:p>
@@ -135,8 +149,17 @@
                 <w:rFonts w:ascii="Arial" w:eastAsia="Arial" w:hAnsi="Arial" w:cs="Arial"/>
                 <w:color w:val="BBBBBB"/>
               </w:rPr>
-              <w:t>LinkedIn: linkedin.com/in/idris-sadiq-958b453a6</w:t>
+              <w:t xml:space="preserve">LinkedIn: </w:t>
             </w:r>
+            <w:r>
+              <w:rPr>
+                <w:rFonts w:ascii="Arial" w:eastAsia="Arial" w:hAnsi="Arial" w:cs="Arial"/>
+                <w:color w:val="BBBBBB"/>
+              </w:rPr>
+              <w:t>https://www.linkedin.com/in/idris-sadiq-0640ab3b4/</w:t>
+            </w:r>
+            <w:bookmarkStart w:id="0" w:name="_GoBack"/>
+            <w:bookmarkEnd w:id="0"/>
           </w:p>
         </w:tc>
       </w:tr>
@@ -5016,8 +5039,6 @@
         </w:rPr>
         <w:t xml:space="preserve"> JavaScript </w:t>
       </w:r>
-      <w:bookmarkStart w:id="0" w:name="_GoBack"/>
-      <w:bookmarkEnd w:id="0"/>
       <w:r>
         <w:rPr>
           <w:rFonts w:ascii="Arial" w:hAnsi="Arial" w:cs="Arial"/>
@@ -9738,7 +9759,7 @@
   <a:extraClrSchemeLst/>
   <a:extLst>
     <a:ext uri="{05A4C25C-085E-4340-85A3-A5531E510DB2}">
-      <thm15:themeFamily xmlns="" xmlns:thm15="http://schemas.microsoft.com/office/thememl/2012/main" name="Office Theme" id="{2E142A2C-CD16-42D6-873A-C26D2A0506FA}" vid="{1BDDFF52-6CD6-40A5-AB3C-68EB2F1E4D0A}"/>
+      <thm15:themeFamily xmlns:thm15="http://schemas.microsoft.com/office/thememl/2012/main" xmlns="" name="Office Theme" id="{2E142A2C-CD16-42D6-873A-C26D2A0506FA}" vid="{1BDDFF52-6CD6-40A5-AB3C-68EB2F1E4D0A}"/>
     </a:ext>
   </a:extLst>
 </a:theme>
@@ -9749,7 +9770,7 @@
 </file>
 
 <file path=customXml/itemProps1.xml><?xml version="1.0" encoding="utf-8"?>
-<ds:datastoreItem xmlns:ds="http://schemas.openxmlformats.org/officeDocument/2006/customXml" ds:itemID="{022C5B93-DFB4-439B-B288-C17CC8B5DBE1}">
+<ds:datastoreItem xmlns:ds="http://schemas.openxmlformats.org/officeDocument/2006/customXml" ds:itemID="{E221CBDC-F7B4-41D2-8543-B21CFD3AA188}">
   <ds:schemaRefs>
     <ds:schemaRef ds:uri="http://schemas.openxmlformats.org/officeDocument/2006/bibliography"/>
   </ds:schemaRefs>

--- a/idris/Python React/Idris_Sadiq.docx
+++ b/idris/Python React/Idris_Sadiq.docx
@@ -103,41 +103,27 @@
             <w:pPr>
               <w:spacing w:after="40"/>
               <w:jc w:val="center"/>
+              <w:rPr>
+                <w:rFonts w:ascii="Arial" w:eastAsia="Arial" w:hAnsi="Arial" w:cs="Arial"/>
+                <w:color w:val="BBBBBB"/>
+              </w:rPr>
             </w:pPr>
             <w:r>
               <w:rPr>
                 <w:rFonts w:ascii="Arial" w:eastAsia="Arial" w:hAnsi="Arial" w:cs="Arial"/>
                 <w:color w:val="BBBBBB"/>
               </w:rPr>
-              <w:t xml:space="preserve">Idrissadiq.pro@outlook.com  </w:t>
+              <w:t>Idrissdev@outlook.com | +1 (424) 458-6548 | Spring Valley, California, United States</w:t>
+            </w:r>
+            <w:r>
+              <w:t xml:space="preserve"> </w:t>
             </w:r>
             <w:r>
               <w:rPr>
                 <w:rFonts w:ascii="Arial" w:eastAsia="Arial" w:hAnsi="Arial" w:cs="Arial"/>
                 <w:color w:val="BBBBBB"/>
               </w:rPr>
-              <w:t>+1 (424) 458-6548</w:t>
-            </w:r>
-            <w:r>
-              <w:rPr>
-                <w:rFonts w:ascii="Arial" w:eastAsia="Arial" w:hAnsi="Arial" w:cs="Arial"/>
-                <w:color w:val="BBBBBB"/>
-              </w:rPr>
-              <w:t xml:space="preserve">|  </w:t>
-            </w:r>
-            <w:r>
-              <w:rPr>
-                <w:rFonts w:ascii="Arial" w:eastAsia="Arial" w:hAnsi="Arial" w:cs="Arial"/>
-                <w:color w:val="BBBBBB"/>
-              </w:rPr>
-              <w:t>Spring Valley</w:t>
-            </w:r>
-            <w:r>
-              <w:rPr>
-                <w:rFonts w:ascii="Arial" w:eastAsia="Arial" w:hAnsi="Arial" w:cs="Arial"/>
-                <w:color w:val="BBBBBB"/>
-              </w:rPr>
-              <w:t>, California, United States</w:t>
+              <w:t xml:space="preserve">https://www.linkedin.com/in/idris-sadiq-1b824b3b4 </w:t>
             </w:r>
           </w:p>
           <w:p>
@@ -149,14 +135,7 @@
                 <w:rFonts w:ascii="Arial" w:eastAsia="Arial" w:hAnsi="Arial" w:cs="Arial"/>
                 <w:color w:val="BBBBBB"/>
               </w:rPr>
-              <w:t xml:space="preserve">LinkedIn: </w:t>
-            </w:r>
-            <w:r>
-              <w:rPr>
-                <w:rFonts w:ascii="Arial" w:eastAsia="Arial" w:hAnsi="Arial" w:cs="Arial"/>
-                <w:color w:val="BBBBBB"/>
-              </w:rPr>
-              <w:t>https://www.linkedin.com/in/idris-sadiq-0640ab3b4/</w:t>
+              <w:t>US citizen | White | English (Native)</w:t>
             </w:r>
             <w:bookmarkStart w:id="0" w:name="_GoBack"/>
             <w:bookmarkEnd w:id="0"/>
@@ -1997,6 +1976,7 @@
           <w:rFonts w:ascii="Arial" w:hAnsi="Arial" w:cs="Arial"/>
           <w:sz w:val="20"/>
         </w:rPr>
+        <w:lastRenderedPageBreak/>
         <w:t xml:space="preserve">Shipped analytics pipelines and curated datasets, integrating warehouse consumers such as </w:t>
       </w:r>
       <w:r>
@@ -2050,7 +2030,6 @@
           <w:rFonts w:ascii="Arial" w:hAnsi="Arial" w:cs="Arial"/>
           <w:sz w:val="20"/>
         </w:rPr>
-        <w:lastRenderedPageBreak/>
         <w:t xml:space="preserve">Owned AWS runtime architecture using </w:t>
       </w:r>
       <w:r>
@@ -4499,6 +4478,7 @@
           <w:rFonts w:ascii="Arial" w:hAnsi="Arial" w:cs="Arial"/>
           <w:sz w:val="20"/>
         </w:rPr>
+        <w:lastRenderedPageBreak/>
         <w:t xml:space="preserve">Added search indexing and query endpoints using </w:t>
       </w:r>
       <w:proofErr w:type="spellStart"/>
@@ -4552,7 +4532,6 @@
           <w:rFonts w:ascii="Arial" w:hAnsi="Arial" w:cs="Arial"/>
           <w:sz w:val="20"/>
         </w:rPr>
-        <w:lastRenderedPageBreak/>
         <w:t xml:space="preserve">Implemented background job patterns with queue semantics aligned to </w:t>
       </w:r>
       <w:r>
@@ -5677,6 +5656,7 @@
           <w:rFonts w:ascii="Arial" w:hAnsi="Arial" w:cs="Arial"/>
           <w:sz w:val="20"/>
         </w:rPr>
+        <w:lastRenderedPageBreak/>
         <w:t xml:space="preserve">Improved production </w:t>
       </w:r>
       <w:proofErr w:type="spellStart"/>
@@ -5812,7 +5792,6 @@
           <w:rFonts w:ascii="Arial" w:hAnsi="Arial" w:cs="Arial"/>
           <w:sz w:val="20"/>
         </w:rPr>
-        <w:lastRenderedPageBreak/>
         <w:t xml:space="preserve">Deployed via </w:t>
       </w:r>
       <w:proofErr w:type="spellStart"/>
@@ -9759,7 +9738,7 @@
   <a:extraClrSchemeLst/>
   <a:extLst>
     <a:ext uri="{05A4C25C-085E-4340-85A3-A5531E510DB2}">
-      <thm15:themeFamily xmlns:thm15="http://schemas.microsoft.com/office/thememl/2012/main" xmlns="" name="Office Theme" id="{2E142A2C-CD16-42D6-873A-C26D2A0506FA}" vid="{1BDDFF52-6CD6-40A5-AB3C-68EB2F1E4D0A}"/>
+      <thm15:themeFamily xmlns="" xmlns:thm15="http://schemas.microsoft.com/office/thememl/2012/main" name="Office Theme" id="{2E142A2C-CD16-42D6-873A-C26D2A0506FA}" vid="{1BDDFF52-6CD6-40A5-AB3C-68EB2F1E4D0A}"/>
     </a:ext>
   </a:extLst>
 </a:theme>
@@ -9770,7 +9749,7 @@
 </file>
 
 <file path=customXml/itemProps1.xml><?xml version="1.0" encoding="utf-8"?>
-<ds:datastoreItem xmlns:ds="http://schemas.openxmlformats.org/officeDocument/2006/customXml" ds:itemID="{E221CBDC-F7B4-41D2-8543-B21CFD3AA188}">
+<ds:datastoreItem xmlns:ds="http://schemas.openxmlformats.org/officeDocument/2006/customXml" ds:itemID="{57836446-8EE7-4FF4-B924-C34D2E1E2BEF}">
   <ds:schemaRefs>
     <ds:schemaRef ds:uri="http://schemas.openxmlformats.org/officeDocument/2006/bibliography"/>
   </ds:schemaRefs>
